--- a/docs/Dissertation_Research_Plan.docx
+++ b/docs/Dissertation_Research_Plan.docx
@@ -41,7 +41,7 @@
         <w:rPr>
           <w:i/>
         </w:rPr>
-        <w:t>Prepared for Shahram · Version 1.3 · 24 September 2026 (three markets: ISEQ, S&amp;P 500, DAX; FTSE for robustness only)</w:t>
+        <w:t>Prepared for Shahram · Version 1.4 · 30 September 2026 (status and results added; Amendment A1: two exploratory extensions; corrections) · first version 24 September 2026</w:t>
       </w:r>
     </w:p>
     <w:tbl>
@@ -436,8 +436,9 @@
             <w:r>
               <w:rPr>
                 <w:sz w:val="17"/>
-              </w:rPr>
-              <w:t>Diebold–Yilmaz validation · Monte Carlo uncertainty (MC Dropout vs GARCH simulation) · Irish bank stocks · Irish sovereign bonds</w:t>
+                <w:b w:val="0"/>
+              </w:rPr>
+              <w:t xml:space="preserve">Monte Carlo uncertainty (MC Dropout vs GARCH simulation) · time-varying (TVP-VAR) connectedness · Irish bank stocks · Irish sovereign bonds</w:t>
             </w:r>
           </w:p>
         </w:tc>
@@ -451,6 +452,36 @@
             <w:r>
               <w:rPr>
                 <w:sz w:val="17"/>
+                <w:b w:val="0"/>
+              </w:rPr>
+              <w:t xml:space="preserve">Exploratory extensions (added 30 Sep 2026)</w:t>
+            </w:r>
+          </w:p>
+        </w:tc>
+        <w:tc>
+          <w:tcPr>
+            <w:tcW w:type="dxa" w:w="7654"/>
+          </w:tcPr>
+          <w:p>
+            <w:r>
+              <w:rPr>
+                <w:sz w:val="17"/>
+                <w:b w:val="0"/>
+              </w:rPr>
+              <w:t xml:space="preserve">E1 Diebold–Yilmaz spillovers vs SHAP; E2 volatility paradox (Danielsson, Valenzuela &amp; Zer, 2018). Written into PREREGISTRATION.md as Amendment A1 and committed before running; labelled exploratory</w:t>
+            </w:r>
+          </w:p>
+        </w:tc>
+      </w:tr>
+      <w:tr>
+        <w:tc>
+          <w:tcPr>
+            <w:tcW w:type="dxa" w:w="1984"/>
+          </w:tcPr>
+          <w:p>
+            <w:r>
+              <w:rPr>
+                <w:sz w:val="17"/>
               </w:rPr>
               <w:t>Status</w:t>
             </w:r>
@@ -464,8 +495,9 @@
             <w:r>
               <w:rPr>
                 <w:sz w:val="17"/>
-              </w:rPr>
-              <w:t>Data pipeline built and run on real data (Desktop\Dissertation). 30 claims checked: see Section 3.</w:t>
+                <w:b w:val="0"/>
+              </w:rPr>
+              <w:t xml:space="preserve">All core steps run (benchmarks, LSTM, evaluation, SHAP). Robustness: Parkinson done; FTSE, look-back 66 and post-2023 still to run. Exploratory E1–E2 done (30 Sep 2026). Results: Section 12; full tables in the README and the Project Handbook.</w:t>
             </w:r>
           </w:p>
         </w:tc>
@@ -531,7 +563,7 @@
         <w:t xml:space="preserve">‘Explainable Deep Learning’ — </w:t>
       </w:r>
       <w:r>
-        <w:t>names the method (LSTM + SHAP) and puts explainability at the centre, which is the language of explainable-AI researchers such as Dr Griva.</w:t>
+        <w:t>names the method (LSTM + SHAP) and puts explainability at the centre, in the language of explainable-AI research.</w:t>
       </w:r>
     </w:p>
     <w:p>
@@ -546,7 +578,7 @@
         <w:t xml:space="preserve">‘Crisis Transmission’ — </w:t>
       </w:r>
       <w:r>
-        <w:t>the contagion/spillover language used by Dr Twomey, Prof. Flavin and Prof. Corbet.</w:t>
+        <w:t>the contagion/spillover language of the financial-econometrics literature.</w:t>
       </w:r>
     </w:p>
     <w:p>
@@ -561,7 +593,7 @@
         <w:t xml:space="preserve">‘Irish Stock Market Volatility’ — </w:t>
       </w:r>
       <w:r>
-        <w:t>the Irish angle and the volatility-forecasting field (Prof. Cotter).</w:t>
+        <w:t>the Irish angle and the volatility-forecasting field.</w:t>
       </w:r>
     </w:p>
     <w:p>
@@ -687,34 +719,6 @@
                 <w:sz w:val="17"/>
               </w:rPr>
               <w:t>Monte Carlo uncertainty is deferred to the PhD; do not promise it in the title.</w:t>
-            </w:r>
-          </w:p>
-        </w:tc>
-      </w:tr>
-      <w:tr>
-        <w:tc>
-          <w:tcPr>
-            <w:tcW w:type="dxa" w:w="3685"/>
-          </w:tcPr>
-          <w:p>
-            <w:r>
-              <w:rPr>
-                <w:sz w:val="17"/>
-              </w:rPr>
-              <w:t>Can Deep Learning Detect What GARCH Cannot?</w:t>
-            </w:r>
-          </w:p>
-        </w:tc>
-        <w:tc>
-          <w:tcPr>
-            <w:tcW w:type="dxa" w:w="5953"/>
-          </w:tcPr>
-          <w:p>
-            <w:r>
-              <w:rPr>
-                <w:sz w:val="17"/>
-              </w:rPr>
-              <w:t>Used in the AI-written sample dissertation — avoid any overlap.</w:t>
             </w:r>
           </w:p>
         </w:tc>
@@ -1876,6 +1880,79 @@
           </w:p>
         </w:tc>
       </w:tr>
+      <w:tr>
+        <w:tc>
+          <w:tcPr>
+            <w:tcW w:type="dxa" w:w="397"/>
+          </w:tcPr>
+          <w:p>
+            <w:r>
+              <w:rPr>
+                <w:sz w:val="17"/>
+                <w:b w:val="0"/>
+              </w:rPr>
+              <w:t xml:space="preserve">31</w:t>
+            </w:r>
+          </w:p>
+        </w:tc>
+        <w:tc>
+          <w:tcPr>
+            <w:tcW w:type="dxa" w:w="2041"/>
+          </w:tcPr>
+          <w:p>
+            <w:r>
+              <w:rPr>
+                <w:sz w:val="17"/>
+                <w:b w:val="0"/>
+              </w:rPr>
+              <w:t xml:space="preserve">A long-run Irish share-price series exists for the volatility-paradox check</w:t>
+            </w:r>
+          </w:p>
+        </w:tc>
+        <w:tc>
+          <w:tcPr>
+            <w:tcW w:type="dxa" w:w="1134"/>
+            <w:shd w:val="clear" w:color="auto" w:fill="FFF2CC"/>
+          </w:tcPr>
+          <w:p>
+            <w:r>
+              <w:rPr>
+                <w:sz w:val="17"/>
+                <w:b/>
+              </w:rPr>
+              <w:t xml:space="preserve">VERIFIED</w:t>
+            </w:r>
+          </w:p>
+        </w:tc>
+        <w:tc>
+          <w:tcPr>
+            <w:tcW w:type="dxa" w:w="3515"/>
+          </w:tcPr>
+          <w:p>
+            <w:r>
+              <w:rPr>
+                <w:sz w:val="17"/>
+                <w:b w:val="0"/>
+              </w:rPr>
+              <w:t xml:space="preserve">FRED/OECD SPASTT01IEM661N, monthly from Jan 1955; monthly averages of daily closes — monthly-return correlation 0.9996 with the Yahoo ISEQ (2002–2025). US from 1957, Germany from 1960</w:t>
+            </w:r>
+          </w:p>
+        </w:tc>
+        <w:tc>
+          <w:tcPr>
+            <w:tcW w:type="dxa" w:w="2551"/>
+          </w:tcPr>
+          <w:p>
+            <w:r>
+              <w:rPr>
+                <w:sz w:val="17"/>
+                <w:b w:val="0"/>
+              </w:rPr>
+              <w:t xml:space="preserve">Used only for exploratory E2</w:t>
+            </w:r>
+          </w:p>
+        </w:tc>
+      </w:tr>
     </w:tbl>
     <w:p>
       <w:pPr>
@@ -2645,10 +2722,10 @@
           <w:p>
             <w:r>
               <w:rPr>
+                <w:sz w:val="17"/>
                 <w:b/>
-                <w:sz w:val="17"/>
-              </w:rPr>
-              <w:t>CORRECTED</w:t>
+              </w:rPr>
+              <w:t xml:space="preserve">DONE (E1)</w:t>
             </w:r>
           </w:p>
         </w:tc>
@@ -2673,8 +2750,9 @@
             <w:r>
               <w:rPr>
                 <w:sz w:val="17"/>
-              </w:rPr>
-              <w:t>Deferred to PhD</w:t>
+                <w:b w:val="0"/>
+              </w:rPr>
+              <w:t xml:space="preserve">Implemented 30 Sep 2026 as exploratory E1 with my own generalized-FEVD code, checked against statsmodels on simulated data (coefficients, MA matrices and Cholesky FEVD match; order-invariant)</w:t>
             </w:r>
           </w:p>
         </w:tc>
@@ -2744,6 +2822,152 @@
                 <w:sz w:val="17"/>
               </w:rPr>
               <w:t>Labels used only to split evaluation, never as features</w:t>
+            </w:r>
+          </w:p>
+        </w:tc>
+      </w:tr>
+      <w:tr>
+        <w:tc>
+          <w:tcPr>
+            <w:tcW w:type="dxa" w:w="397"/>
+          </w:tcPr>
+          <w:p>
+            <w:r>
+              <w:rPr>
+                <w:sz w:val="17"/>
+                <w:b w:val="0"/>
+              </w:rPr>
+              <w:t xml:space="preserve">32</w:t>
+            </w:r>
+          </w:p>
+        </w:tc>
+        <w:tc>
+          <w:tcPr>
+            <w:tcW w:type="dxa" w:w="2041"/>
+          </w:tcPr>
+          <w:p>
+            <w:r>
+              <w:rPr>
+                <w:sz w:val="17"/>
+                <w:b w:val="0"/>
+              </w:rPr>
+              <w:t xml:space="preserve">Diebold &amp; Yilmaz (2012) set-up</w:t>
+            </w:r>
+          </w:p>
+        </w:tc>
+        <w:tc>
+          <w:tcPr>
+            <w:tcW w:type="dxa" w:w="1134"/>
+            <w:shd w:val="clear" w:color="auto" w:fill="FCE5CD"/>
+          </w:tcPr>
+          <w:p>
+            <w:r>
+              <w:rPr>
+                <w:sz w:val="17"/>
+                <w:b/>
+              </w:rPr>
+              <w:t xml:space="preserve">VERIFIED</w:t>
+            </w:r>
+          </w:p>
+        </w:tc>
+        <w:tc>
+          <w:tcPr>
+            <w:tcW w:type="dxa" w:w="3515"/>
+          </w:tcPr>
+          <w:p>
+            <w:r>
+              <w:rPr>
+                <w:sz w:val="17"/>
+                <w:b w:val="0"/>
+              </w:rPr>
+              <w:t xml:space="preserve">Full text (IJF 28(1), 57–66): daily range-based volatility of four US asset classes, 25 Jan 1999 – 29 Jan 2010; VAR(4); generalized FEVD; 10-day horizon; 200-day rolling windows</w:t>
+            </w:r>
+          </w:p>
+        </w:tc>
+        <w:tc>
+          <w:tcPr>
+            <w:tcW w:type="dxa" w:w="2551"/>
+          </w:tcPr>
+          <w:p>
+            <w:r>
+              <w:rPr>
+                <w:sz w:val="17"/>
+                <w:b w:val="0"/>
+              </w:rPr>
+              <w:t xml:space="preserve">E1 follows it, but with log 5-day realised variance (stale ISEQ opens)</w:t>
+            </w:r>
+          </w:p>
+        </w:tc>
+      </w:tr>
+      <w:tr>
+        <w:tc>
+          <w:tcPr>
+            <w:tcW w:type="dxa" w:w="397"/>
+          </w:tcPr>
+          <w:p>
+            <w:r>
+              <w:rPr>
+                <w:sz w:val="17"/>
+                <w:b w:val="0"/>
+              </w:rPr>
+              <w:t xml:space="preserve">33</w:t>
+            </w:r>
+          </w:p>
+        </w:tc>
+        <w:tc>
+          <w:tcPr>
+            <w:tcW w:type="dxa" w:w="2041"/>
+          </w:tcPr>
+          <w:p>
+            <w:r>
+              <w:rPr>
+                <w:sz w:val="17"/>
+                <w:b w:val="0"/>
+              </w:rPr>
+              <w:t xml:space="preserve">Danielsson, Valenzuela &amp; Zer (2018) method</w:t>
+            </w:r>
+          </w:p>
+        </w:tc>
+        <w:tc>
+          <w:tcPr>
+            <w:tcW w:type="dxa" w:w="1134"/>
+            <w:shd w:val="clear" w:color="auto" w:fill="FCE5CD"/>
+          </w:tcPr>
+          <w:p>
+            <w:r>
+              <w:rPr>
+                <w:sz w:val="17"/>
+                <w:b/>
+              </w:rPr>
+              <w:t xml:space="preserve">VERIFIED</w:t>
+            </w:r>
+          </w:p>
+        </w:tc>
+        <w:tc>
+          <w:tcPr>
+            <w:tcW w:type="dxa" w:w="3515"/>
+          </w:tcPr>
+          <w:p>
+            <w:r>
+              <w:rPr>
+                <w:sz w:val="17"/>
+                <w:b w:val="0"/>
+              </w:rPr>
+              <w:t xml:space="preserve">Full text (RFS 31(7), accepted version): annual volatility from 12 monthly returns July–June; one-sided HP trend, λ = 5,000; below-trend part averaged over 5 years; 60 countries, up to 211 years</w:t>
+            </w:r>
+          </w:p>
+        </w:tc>
+        <w:tc>
+          <w:tcPr>
+            <w:tcW w:type="dxa" w:w="2551"/>
+          </w:tcPr>
+          <w:p>
+            <w:r>
+              <w:rPr>
+                <w:sz w:val="17"/>
+                <w:b w:val="0"/>
+              </w:rPr>
+              <w:t xml:space="preserve">E2 follows it market by market (no panel logit)</w:t>
             </w:r>
           </w:p>
         </w:tc>
@@ -2762,7 +2986,7 @@
         <w:rPr>
           <w:color w:val="1F4E79"/>
         </w:rPr>
-        <w:t>3C. Literature, novelty and people</w:t>
+        <w:t>3C. Literature and novelty</w:t>
       </w:r>
     </w:p>
     <w:tbl>
@@ -2965,10 +3189,10 @@
           <w:p>
             <w:r>
               <w:rPr>
+                <w:sz w:val="17"/>
                 <w:b/>
-                <w:sz w:val="17"/>
-              </w:rPr>
-              <w:t>CONFIRM</w:t>
+              </w:rPr>
+              <w:t xml:space="preserve">CORRECTED</w:t>
             </w:r>
           </w:p>
         </w:tc>
@@ -2980,8 +3204,9 @@
             <w:r>
               <w:rPr>
                 <w:sz w:val="17"/>
-              </w:rPr>
-              <w:t>‘Identifying the Source of Mean and Volatility Spillovers in Irish Equities: A Multivariate GARCH Analysis’, The Economic and Social Review (1998) per search</w:t>
+                <w:b w:val="0"/>
+              </w:rPr>
+              <w:t xml:space="preserve">Gallagher, L. &amp; Twomey, C. (1998) ‘Identifying the source of mean and volatility spillovers in Irish equities: a multivariate GARCH analysis’, The Economic and Social Review, 29(4), 341–356 (found by the 28 Sep search; checked 30 Sep)</w:t>
             </w:r>
           </w:p>
         </w:tc>
@@ -2993,8 +3218,9 @@
             <w:r>
               <w:rPr>
                 <w:sz w:val="17"/>
-              </w:rPr>
-              <w:t>Get the full reference from the ESR archive</w:t>
+                <w:b w:val="0"/>
+              </w:rPr>
+              <w:t xml:space="preserve">Cite as Gallagher &amp; Twomey (1998)</w:t>
             </w:r>
           </w:p>
         </w:tc>
@@ -3064,144 +3290,6 @@
                 <w:sz w:val="17"/>
               </w:rPr>
               <w:t>Narrow the novelty claim (see 5.12); cite both as closest work</w:t>
-            </w:r>
-          </w:p>
-        </w:tc>
-      </w:tr>
-      <w:tr>
-        <w:tc>
-          <w:tcPr>
-            <w:tcW w:type="dxa" w:w="397"/>
-          </w:tcPr>
-          <w:p>
-            <w:r>
-              <w:rPr>
-                <w:sz w:val="17"/>
-              </w:rPr>
-              <w:t>29</w:t>
-            </w:r>
-          </w:p>
-        </w:tc>
-        <w:tc>
-          <w:tcPr>
-            <w:tcW w:type="dxa" w:w="2041"/>
-          </w:tcPr>
-          <w:p>
-            <w:r>
-              <w:rPr>
-                <w:sz w:val="17"/>
-              </w:rPr>
-              <w:t>Shaen Corbet is relevant</w:t>
-            </w:r>
-          </w:p>
-        </w:tc>
-        <w:tc>
-          <w:tcPr>
-            <w:tcW w:type="dxa" w:w="1134"/>
-            <w:shd w:val="clear" w:color="auto" w:fill="CFE2F3"/>
-          </w:tcPr>
-          <w:p>
-            <w:r>
-              <w:rPr>
-                <w:b/>
-                <w:sz w:val="17"/>
-              </w:rPr>
-              <w:t>NEW</w:t>
-            </w:r>
-          </w:p>
-        </w:tc>
-        <w:tc>
-          <w:tcPr>
-            <w:tcW w:type="dxa" w:w="3515"/>
-          </w:tcPr>
-          <w:p>
-            <w:r>
-              <w:rPr>
-                <w:sz w:val="17"/>
-              </w:rPr>
-              <w:t>Full Professor of Finance at DCU; financial crises and contagion; Twomey’s co-author; previously listed with Dublin Business School</w:t>
-            </w:r>
-          </w:p>
-        </w:tc>
-        <w:tc>
-          <w:tcPr>
-            <w:tcW w:type="dxa" w:w="2551"/>
-          </w:tcPr>
-          <w:p>
-            <w:r>
-              <w:rPr>
-                <w:sz w:val="17"/>
-              </w:rPr>
-              <w:t>Read his crisis papers; possible Dublin contact</w:t>
-            </w:r>
-          </w:p>
-        </w:tc>
-      </w:tr>
-      <w:tr>
-        <w:tc>
-          <w:tcPr>
-            <w:tcW w:type="dxa" w:w="397"/>
-          </w:tcPr>
-          <w:p>
-            <w:r>
-              <w:rPr>
-                <w:sz w:val="17"/>
-              </w:rPr>
-              <w:t>30</w:t>
-            </w:r>
-          </w:p>
-        </w:tc>
-        <w:tc>
-          <w:tcPr>
-            <w:tcW w:type="dxa" w:w="2041"/>
-          </w:tcPr>
-          <w:p>
-            <w:r>
-              <w:rPr>
-                <w:sz w:val="17"/>
-              </w:rPr>
-              <w:t>Hardiman: fully funded, supervisor must support</w:t>
-            </w:r>
-          </w:p>
-        </w:tc>
-        <w:tc>
-          <w:tcPr>
-            <w:tcW w:type="dxa" w:w="1134"/>
-            <w:shd w:val="clear" w:color="auto" w:fill="D9EAD3"/>
-          </w:tcPr>
-          <w:p>
-            <w:r>
-              <w:rPr>
-                <w:b/>
-                <w:sz w:val="17"/>
-              </w:rPr>
-              <w:t>VERIFIED</w:t>
-            </w:r>
-          </w:p>
-        </w:tc>
-        <w:tc>
-          <w:tcPr>
-            <w:tcW w:type="dxa" w:w="3515"/>
-          </w:tcPr>
-          <w:p>
-            <w:r>
-              <w:rPr>
-                <w:sz w:val="17"/>
-              </w:rPr>
-              <w:t>€25,000 a year + fees, 4 years; supervisor form and two academic references; last deadline 6 Feb 2026; call opens early December</w:t>
-            </w:r>
-          </w:p>
-        </w:tc>
-        <w:tc>
-          <w:tcPr>
-            <w:tcW w:type="dxa" w:w="2551"/>
-          </w:tcPr>
-          <w:p>
-            <w:r>
-              <w:rPr>
-                <w:sz w:val="17"/>
-              </w:rPr>
-              <w:t>Contact supervisors Oct–Nov 2026</w:t>
             </w:r>
           </w:p>
         </w:tc>
@@ -3375,6 +3463,38 @@
     </w:p>
     <w:p>
       <w:pPr>
+        <w:pStyle w:val="ListBullet"/>
+        <w:spacing w:after="20"/>
+      </w:pPr>
+      <w:r>
+        <w:rPr>
+          <w:b/>
+        </w:rPr>
+        <w:t xml:space="preserve">v1.4 (30 Sep 2026): </w:t>
+      </w:r>
+      <w:r>
+        <w:rPr/>
+        <w:t xml:space="preserve">results are in (Section 12). Two exploratory extensions added through Amendment A1: Diebold–Yilmaz moves from ‘deferred to PhD’ to exploratory E1 (compared with SHAP), and a new E2 checks the volatility paradox with FRED data from 1955.</w:t>
+      </w:r>
+    </w:p>
+    <w:p>
+      <w:pPr>
+        <w:pStyle w:val="ListBullet"/>
+        <w:spacing w:after="20"/>
+      </w:pPr>
+      <w:r>
+        <w:rPr>
+          <w:b/>
+        </w:rPr>
+        <w:t xml:space="preserve">v1.4 corrections: </w:t>
+      </w:r>
+      <w:r>
+        <w:rPr/>
+        <w:t xml:space="preserve">Gallagher &amp; Twomey (1998), not Twomey (1998); the tuned LSTM is look-back 22, 64 units, 2 layers; SHAP explains every day in each window plus every 10th calm day (not a random sample).</w:t>
+      </w:r>
+    </w:p>
+    <w:p>
+      <w:pPr>
         <w:pStyle w:val="Heading1"/>
       </w:pPr>
       <w:r>
@@ -3403,7 +3523,7 @@
         <w:rPr>
           <w:i w:val="0"/>
         </w:rPr>
-        <w:t>Write these into a file in your project (PREREGISTRATION.md) and commit it to Git before running any model. The commit date proves the hypotheses came before the results, which examiners and future supervisors trust.</w:t>
+        <w:t>Write these into a file in your project (PREREGISTRATION.md) and commit it to Git before running any model. The commit date proves the hypotheses came before the results, which examiners trust.</w:t>
       </w:r>
     </w:p>
     <w:tbl>
@@ -5067,8 +5187,9 @@
             <w:r>
               <w:rPr>
                 <w:sz w:val="17"/>
-              </w:rPr>
-              <w:t>Look-back 22 days (also try 66); 6 inputs per day; 1–2 layers of 32 units; dropout 0.2; linear output = log RV5</w:t>
+                <w:b w:val="0"/>
+              </w:rPr>
+              <w:t xml:space="preserve">Look-back 22 days (also try 66); 6 inputs per day; 1–2 layers of 32 units; dropout 0.2; linear output = log RV5 → tuned result (frozen): look-back 22, 64 units, 2 layers</w:t>
             </w:r>
           </w:p>
         </w:tc>
@@ -5327,10 +5448,11 @@
         <w:rPr>
           <w:b/>
         </w:rPr>
-        <w:t xml:space="preserve">Days explained: </w:t>
+        <w:t xml:space="preserve">Days explained (as run): </w:t>
       </w:r>
       <w:r>
-        <w:t>a stratified random sample of about 150–200 forecast days per window, including calm days.</w:t>
+        <w:rPr/>
+        <w:t xml:space="preserve">every day in each window plus every 10th calm day — 1,547 days × 5 seeds (decision 25 Sep 2026; full windows allow a block bootstrap over consecutive days).</w:t>
       </w:r>
     </w:p>
     <w:p>
@@ -5377,6 +5499,9 @@
       <w:r>
         <w:t>grouped permutation importance should rank channels broadly the same way.</w:t>
       </w:r>
+      <w:r>
+        <w:t xml:space="preserve"> (Not run so far — optional; the exploratory Diebold–Yilmaz comparison, E1, now plays a similar cross-checking role.)</w:t>
+      </w:r>
     </w:p>
     <w:p>
       <w:pPr>
@@ -5514,6 +5639,36 @@
             <w:r>
               <w:rPr>
                 <w:sz w:val="17"/>
+                <w:b w:val="0"/>
+              </w:rPr>
+              <w:t xml:space="preserve">EXPLORATORY (A1)</w:t>
+            </w:r>
+          </w:p>
+        </w:tc>
+        <w:tc>
+          <w:tcPr>
+            <w:tcW w:type="dxa" w:w="8220"/>
+          </w:tcPr>
+          <w:p>
+            <w:r>
+              <w:rPr>
+                <w:sz w:val="17"/>
+                <w:b w:val="0"/>
+              </w:rPr>
+              <w:t xml:space="preserve">E1 Diebold–Yilmaz spillovers vs SHAP · E2 volatility paradox — done 30 Sep 2026, reported separately from the hypotheses</w:t>
+            </w:r>
+          </w:p>
+        </w:tc>
+      </w:tr>
+      <w:tr>
+        <w:tc>
+          <w:tcPr>
+            <w:tcW w:type="dxa" w:w="1417"/>
+          </w:tcPr>
+          <w:p>
+            <w:r>
+              <w:rPr>
+                <w:sz w:val="17"/>
               </w:rPr>
               <w:t>DEFER (PhD)</w:t>
             </w:r>
@@ -5527,8 +5682,9 @@
             <w:r>
               <w:rPr>
                 <w:sz w:val="17"/>
-              </w:rPr>
-              <w:t>Diebold–Yilmaz connectedness · Monte Carlo Dropout vs GARCH simulation intervals · Irish bank stocks · sovereign bonds · more countries</w:t>
+                <w:b w:val="0"/>
+              </w:rPr>
+              <w:t xml:space="preserve">Monte Carlo Dropout vs GARCH simulation intervals · TVP-VAR connectedness · Irish bank stocks · sovereign bonds · more countries (Diebold–Yilmaz moved to EXPLORATORY)</w:t>
             </w:r>
           </w:p>
         </w:tc>
@@ -5565,7 +5721,7 @@
         <w:spacing w:after="20"/>
       </w:pPr>
       <w:r>
-        <w:t>Process model: CRISP-DM, which DBS examiners know (your friend’s dissertation used it). Map each phase to a section.</w:t>
+        <w:t>Process model: CRISP-DM, which DBS examiners know. Map each phase to a section.</w:t>
       </w:r>
     </w:p>
     <w:p>
@@ -5627,8 +5783,231 @@
         <w:rPr>
           <w:i w:val="0"/>
         </w:rPr>
-        <w:t>About 17 annual refits × 5 seeds = ~85 small LSTM fits on up to ~5,000 samples each. At an estimated 1–3 minutes per fit on a laptop CPU, that is 1.5–4 hours in total, which can be run overnight or on free Google Colab. GARCH/HAR: seconds. GradientShap on ~1,200 sampled days: minutes. Time one fit in week 3 and update this.</w:t>
+        <w:t xml:space="preserve">About 17 annual refits × 5 seeds = ~85 small LSTM fits on up to ~5,000 samples each. At an estimated 1–3 minutes per fit on a laptop CPU, that is 1.5–4 hours in total, which can be run overnight or on free Google Colab. GARCH/HAR: seconds. GradientShap on ~1,200 sampled days: minutes. Time one fit in week 3 and update this. Actual (25–30 Sep 2026, 12 CPU threads): tuning + 85 LSTM fits ≈ 15 min; SHAP ≈ 21 min (2 workers, 7.7 GB RAM); benchmarks ≈ 10 s; E1 and E2 a few seconds each. University GPU PCs are available if needed.</w:t>
       </w:r>
+    </w:p>
+    <w:p>
+      <w:pPr>
+        <w:pStyle w:val="Heading2"/>
+      </w:pPr>
+      <w:r>
+        <w:rPr>
+          <w:color w:val="1F4E79"/>
+        </w:rPr>
+        <w:t xml:space="preserve">5.14 Exploratory extensions (Amendment A1, 30 Sep 2026)</w:t>
+      </w:r>
+    </w:p>
+    <w:p>
+      <w:pPr>
+        <w:spacing w:after="80"/>
+      </w:pPr>
+      <w:r>
+        <w:rPr>
+          <w:i w:val="0"/>
+        </w:rPr>
+        <w:t xml:space="preserve">Chosen after the main results were known, so they are exploratory: no pass/fail rule, no effect on any hypothesis verdict, reported in full. The specification was committed to Git (PREREGISTRATION.md → Amendments, commit 9c89f79) before either script was run.</w:t>
+      </w:r>
+    </w:p>
+    <w:tbl>
+      <w:tblPr>
+        <w:tblStyle w:val="TableGrid"/>
+        <w:tblW w:type="auto" w:w="0"/>
+        <w:jc w:val="center"/>
+        <w:tblLook w:firstColumn="1" w:firstRow="1" w:lastColumn="0" w:lastRow="0" w:noHBand="0" w:noVBand="1" w:val="04A0"/>
+      </w:tblPr>
+      <w:tblGrid>
+        <w:gridCol w:w="1701"/>
+        <w:gridCol w:w="1928"/>
+        <w:gridCol w:w="3061"/>
+        <w:gridCol w:w="3061"/>
+      </w:tblGrid>
+      <w:tr>
+        <w:tc>
+          <w:tcPr>
+            <w:tcW w:type="dxa" w:w="1701"/>
+            <w:shd w:val="clear" w:color="auto" w:fill="1F4E79"/>
+          </w:tcPr>
+          <w:p>
+            <w:r>
+              <w:rPr>
+                <w:color w:val="FFFFFF"/>
+                <w:sz w:val="17"/>
+                <w:b/>
+              </w:rPr>
+              <w:t xml:space="preserve">Extension</w:t>
+            </w:r>
+          </w:p>
+        </w:tc>
+        <w:tc>
+          <w:tcPr>
+            <w:tcW w:type="dxa" w:w="1928"/>
+            <w:shd w:val="clear" w:color="auto" w:fill="1F4E79"/>
+          </w:tcPr>
+          <w:p>
+            <w:r>
+              <w:rPr>
+                <w:color w:val="FFFFFF"/>
+                <w:sz w:val="17"/>
+                <w:b/>
+              </w:rPr>
+              <w:t xml:space="preserve">Question</w:t>
+            </w:r>
+          </w:p>
+        </w:tc>
+        <w:tc>
+          <w:tcPr>
+            <w:tcW w:type="dxa" w:w="3061"/>
+            <w:shd w:val="clear" w:color="auto" w:fill="1F4E79"/>
+          </w:tcPr>
+          <w:p>
+            <w:r>
+              <w:rPr>
+                <w:color w:val="FFFFFF"/>
+                <w:sz w:val="17"/>
+                <w:b/>
+              </w:rPr>
+              <w:t xml:space="preserve">Method and data</w:t>
+            </w:r>
+          </w:p>
+        </w:tc>
+        <w:tc>
+          <w:tcPr>
+            <w:tcW w:type="dxa" w:w="3061"/>
+            <w:shd w:val="clear" w:color="auto" w:fill="1F4E79"/>
+          </w:tcPr>
+          <w:p>
+            <w:r>
+              <w:rPr>
+                <w:color w:val="FFFFFF"/>
+                <w:sz w:val="17"/>
+                <w:b/>
+              </w:rPr>
+              <w:t xml:space="preserve">Result</w:t>
+            </w:r>
+          </w:p>
+        </w:tc>
+      </w:tr>
+      <w:tr>
+        <w:tc>
+          <w:tcPr>
+            <w:tcW w:type="dxa" w:w="1701"/>
+          </w:tcPr>
+          <w:p>
+            <w:r>
+              <w:rPr>
+                <w:sz w:val="17"/>
+                <w:b w:val="0"/>
+              </w:rPr>
+              <w:t xml:space="preserve">E1 Spillovers vs SHAP (code/11_connectedness.py)</w:t>
+            </w:r>
+          </w:p>
+        </w:tc>
+        <w:tc>
+          <w:tcPr>
+            <w:tcW w:type="dxa" w:w="1928"/>
+          </w:tcPr>
+          <w:p>
+            <w:r>
+              <w:rPr>
+                <w:sz w:val="17"/>
+                <w:b w:val="0"/>
+              </w:rPr>
+              <w:t xml:space="preserve">Does an econometric spillover measure tell the same story as the SHAP fingerprints?</w:t>
+            </w:r>
+          </w:p>
+        </w:tc>
+        <w:tc>
+          <w:tcPr>
+            <w:tcW w:type="dxa" w:w="3061"/>
+          </w:tcPr>
+          <w:p>
+            <w:r>
+              <w:rPr>
+                <w:sz w:val="17"/>
+                <w:b w:val="0"/>
+              </w:rPr>
+              <w:t xml:space="preserve">Diebold &amp; Yilmaz (2012): VAR(4) on log 5-day RV of ISEQ, S&amp;P 500, DAX; 200-day rolling; generalized FEVD at 10 days; ISEQ row averaged over the SHAP days. Sensitivity: daily r², 100/300-day windows</w:t>
+            </w:r>
+          </w:p>
+        </w:tc>
+        <w:tc>
+          <w:tcPr>
+            <w:tcW w:type="dxa" w:w="3061"/>
+          </w:tcPr>
+          <w:p>
+            <w:r>
+              <w:rPr>
+                <w:sz w:val="17"/>
+                <w:b w:val="0"/>
+              </w:rPr>
+              <w:t xml:space="preserve">Weak agreement: 4 of 8 direction checks, 2 of 5 rankings (same in all sensitivity runs). Both show the US highest in COVID-19; in 2022 the spillover euro share rises (0.381) while SHAP’s falls. Total spillover 34.0%; ISEQ net receiver (−8.4)</w:t>
+            </w:r>
+          </w:p>
+        </w:tc>
+      </w:tr>
+      <w:tr>
+        <w:tc>
+          <w:tcPr>
+            <w:tcW w:type="dxa" w:w="1701"/>
+          </w:tcPr>
+          <w:p>
+            <w:r>
+              <w:rPr>
+                <w:sz w:val="17"/>
+                <w:b w:val="0"/>
+              </w:rPr>
+              <w:t xml:space="preserve">E2 Volatility paradox (code/12_volatility_paradox.py)</w:t>
+            </w:r>
+          </w:p>
+        </w:tc>
+        <w:tc>
+          <w:tcPr>
+            <w:tcW w:type="dxa" w:w="1928"/>
+          </w:tcPr>
+          <w:p>
+            <w:r>
+              <w:rPr>
+                <w:sz w:val="17"/>
+                <w:b w:val="0"/>
+              </w:rPr>
+              <w:t xml:space="preserve">Were the crises preceded by unusually calm markets?</w:t>
+            </w:r>
+          </w:p>
+        </w:tc>
+        <w:tc>
+          <w:tcPr>
+            <w:tcW w:type="dxa" w:w="3061"/>
+          </w:tcPr>
+          <w:p>
+            <w:r>
+              <w:rPr>
+                <w:sz w:val="17"/>
+                <w:b w:val="0"/>
+              </w:rPr>
+              <w:t xml:space="preserve">Danielsson et al. (2018): FRED/OECD monthly prices (Ireland from 1955); annual volatility July–June; one-sided HP trend λ = 5,000; mean below-trend part over 5 pre-crisis years; percentile in own history</w:t>
+            </w:r>
+          </w:p>
+        </w:tc>
+        <w:tc>
+          <w:tcPr>
+            <w:tcW w:type="dxa" w:w="3061"/>
+          </w:tcPr>
+          <w:p>
+            <w:r>
+              <w:rPr>
+                <w:sz w:val="17"/>
+                <w:b w:val="0"/>
+              </w:rPr>
+              <w:t xml:space="preserve">Before the GFC only Germany was unusually calm (4th percentile); Ireland 40th, US 42nd. No market unusually calm before COVID-19</w:t>
+            </w:r>
+          </w:p>
+        </w:tc>
+      </w:tr>
+    </w:tbl>
+    <w:p>
+      <w:pPr>
+        <w:spacing w:after="40"/>
+      </w:pPr>
     </w:p>
     <w:p>
       <w:pPr>
@@ -6054,7 +6433,7 @@
               <w:rPr>
                 <w:sz w:val="17"/>
               </w:rPr>
-              <w:t>Time squeeze (two jobs, Hardiman)</w:t>
+              <w:t>Time squeeze</w:t>
             </w:r>
           </w:p>
         </w:tc>
@@ -6202,6 +6581,64 @@
                 <w:sz w:val="17"/>
               </w:rPr>
               <w:t>Pre-registered; report honestly; it is evidence about SHAP’s limits</w:t>
+            </w:r>
+          </w:p>
+        </w:tc>
+      </w:tr>
+      <w:tr>
+        <w:tc>
+          <w:tcPr>
+            <w:tcW w:type="dxa" w:w="2835"/>
+          </w:tcPr>
+          <w:p>
+            <w:r>
+              <w:rPr>
+                <w:sz w:val="17"/>
+                <w:b w:val="0"/>
+              </w:rPr>
+              <w:t xml:space="preserve">Extra analyses after the results look like p-hacking</w:t>
+            </w:r>
+          </w:p>
+        </w:tc>
+        <w:tc>
+          <w:tcPr>
+            <w:tcW w:type="dxa" w:w="1247"/>
+          </w:tcPr>
+          <w:p>
+            <w:r>
+              <w:rPr>
+                <w:sz w:val="17"/>
+                <w:b w:val="0"/>
+              </w:rPr>
+              <w:t xml:space="preserve">Medium</w:t>
+            </w:r>
+          </w:p>
+        </w:tc>
+        <w:tc>
+          <w:tcPr>
+            <w:tcW w:type="dxa" w:w="1020"/>
+          </w:tcPr>
+          <w:p>
+            <w:r>
+              <w:rPr>
+                <w:sz w:val="17"/>
+                <w:b w:val="0"/>
+              </w:rPr>
+              <w:t xml:space="preserve">High</w:t>
+            </w:r>
+          </w:p>
+        </w:tc>
+        <w:tc>
+          <w:tcPr>
+            <w:tcW w:type="dxa" w:w="4535"/>
+          </w:tcPr>
+          <w:p>
+            <w:r>
+              <w:rPr>
+                <w:sz w:val="17"/>
+                <w:b w:val="0"/>
+              </w:rPr>
+              <w:t xml:space="preserve">Dated amendment committed before running; labelled exploratory; no pass/fail; reported in full; never used to change a verdict</w:t>
             </w:r>
           </w:p>
         </w:tc>
@@ -6660,7 +7097,7 @@
               <w:rPr>
                 <w:sz w:val="17"/>
               </w:rPr>
-              <w:t>First LSTM vs benchmarks table (preliminary results for outreach); first draft of Lit Review 2.2–2.4</w:t>
+              <w:t>First LSTM vs benchmarks table; first draft of Lit Review 2.2–2.4</w:t>
             </w:r>
           </w:p>
         </w:tc>
@@ -7130,792 +7567,6 @@
                 <w:sz w:val="17"/>
               </w:rPr>
               <w:t>Submission</w:t>
-            </w:r>
-          </w:p>
-        </w:tc>
-      </w:tr>
-    </w:tbl>
-    <w:p>
-      <w:pPr>
-        <w:spacing w:after="40"/>
-      </w:pPr>
-    </w:p>
-    <w:p>
-      <w:pPr>
-        <w:pStyle w:val="Heading2"/>
-      </w:pPr>
-      <w:r>
-        <w:rPr>
-          <w:color w:val="1F4E79"/>
-        </w:rPr>
-        <w:t>7.2 PhD — two tracks</w:t>
-      </w:r>
-    </w:p>
-    <w:tbl>
-      <w:tblPr>
-        <w:tblStyle w:val="TableGrid"/>
-        <w:tblW w:type="auto" w:w="0"/>
-        <w:jc w:val="center"/>
-        <w:tblLook w:firstColumn="1" w:firstRow="1" w:lastColumn="0" w:lastRow="0" w:noHBand="0" w:noVBand="1" w:val="04A0"/>
-      </w:tblPr>
-      <w:tblGrid>
-        <w:gridCol w:w="3324"/>
-        <w:gridCol w:w="3324"/>
-        <w:gridCol w:w="3324"/>
-      </w:tblGrid>
-      <w:tr>
-        <w:tc>
-          <w:tcPr>
-            <w:tcW w:type="dxa" w:w="1814"/>
-            <w:shd w:val="clear" w:color="auto" w:fill="1F4E79"/>
-          </w:tcPr>
-          <w:p>
-            <w:r>
-              <w:rPr>
-                <w:b/>
-                <w:color w:val="FFFFFF"/>
-                <w:sz w:val="17"/>
-              </w:rPr>
-              <w:t>When</w:t>
-            </w:r>
-          </w:p>
-        </w:tc>
-        <w:tc>
-          <w:tcPr>
-            <w:tcW w:type="dxa" w:w="4706"/>
-            <w:shd w:val="clear" w:color="auto" w:fill="1F4E79"/>
-          </w:tcPr>
-          <w:p>
-            <w:r>
-              <w:rPr>
-                <w:b/>
-                <w:color w:val="FFFFFF"/>
-                <w:sz w:val="17"/>
-              </w:rPr>
-              <w:t>Action</w:t>
-            </w:r>
-          </w:p>
-        </w:tc>
-        <w:tc>
-          <w:tcPr>
-            <w:tcW w:type="dxa" w:w="3118"/>
-            <w:shd w:val="clear" w:color="auto" w:fill="1F4E79"/>
-          </w:tcPr>
-          <w:p>
-            <w:r>
-              <w:rPr>
-                <w:b/>
-                <w:color w:val="FFFFFF"/>
-                <w:sz w:val="17"/>
-              </w:rPr>
-              <w:t>Notes</w:t>
-            </w:r>
-          </w:p>
-        </w:tc>
-      </w:tr>
-      <w:tr>
-        <w:tc>
-          <w:tcPr>
-            <w:tcW w:type="dxa" w:w="1814"/>
-          </w:tcPr>
-          <w:p>
-            <w:r>
-              <w:rPr>
-                <w:sz w:val="17"/>
-              </w:rPr>
-              <w:t>Late Oct – Nov 2026</w:t>
-            </w:r>
-          </w:p>
-        </w:tc>
-        <w:tc>
-          <w:tcPr>
-            <w:tcW w:type="dxa" w:w="4706"/>
-          </w:tcPr>
-          <w:p>
-            <w:r>
-              <w:rPr>
-                <w:sz w:val="17"/>
-              </w:rPr>
-              <w:t>Ask Dr Rehman Mian to introduce you to Dr Cian Twomey (Economics) and Dr Anastasia Griva (Business Information Systems)</w:t>
-            </w:r>
-          </w:p>
-        </w:tc>
-        <w:tc>
-          <w:tcPr>
-            <w:tcW w:type="dxa" w:w="3118"/>
-          </w:tcPr>
-          <w:p>
-            <w:r>
-              <w:rPr>
-                <w:sz w:val="17"/>
-              </w:rPr>
-              <w:t>Send preliminary results + one-page joint PhD idea. Present honestly as preliminary</w:t>
-            </w:r>
-          </w:p>
-        </w:tc>
-      </w:tr>
-      <w:tr>
-        <w:tc>
-          <w:tcPr>
-            <w:tcW w:type="dxa" w:w="1814"/>
-          </w:tcPr>
-          <w:p>
-            <w:r>
-              <w:rPr>
-                <w:sz w:val="17"/>
-              </w:rPr>
-              <w:t>Nov 2026</w:t>
-            </w:r>
-          </w:p>
-        </w:tc>
-        <w:tc>
-          <w:tcPr>
-            <w:tcW w:type="dxa" w:w="4706"/>
-          </w:tcPr>
-          <w:p>
-            <w:r>
-              <w:rPr>
-                <w:sz w:val="17"/>
-              </w:rPr>
-              <w:t>Ask two academic referees (DBS supervisor; Dr Assem Abdel Hak)</w:t>
-            </w:r>
-          </w:p>
-        </w:tc>
-        <w:tc>
-          <w:tcPr>
-            <w:tcW w:type="dxa" w:w="3118"/>
-          </w:tcPr>
-          <w:p>
-            <w:r>
-              <w:rPr>
-                <w:sz w:val="17"/>
-              </w:rPr>
-              <w:t>Give them your CV and summary</w:t>
-            </w:r>
-          </w:p>
-        </w:tc>
-      </w:tr>
-      <w:tr>
-        <w:tc>
-          <w:tcPr>
-            <w:tcW w:type="dxa" w:w="1814"/>
-          </w:tcPr>
-          <w:p>
-            <w:r>
-              <w:rPr>
-                <w:sz w:val="17"/>
-              </w:rPr>
-              <w:t>Nov 2026</w:t>
-            </w:r>
-          </w:p>
-        </w:tc>
-        <w:tc>
-          <w:tcPr>
-            <w:tcW w:type="dxa" w:w="4706"/>
-          </w:tcPr>
-          <w:p>
-            <w:r>
-              <w:rPr>
-                <w:sz w:val="17"/>
-              </w:rPr>
-              <w:t>Email Galway admissions: does Hardiman cover the full non-EU fee? How does it combine with the International Merit Scholarship?</w:t>
-            </w:r>
-          </w:p>
-        </w:tc>
-        <w:tc>
-          <w:tcPr>
-            <w:tcW w:type="dxa" w:w="3118"/>
-          </w:tcPr>
-          <w:p>
-            <w:r>
-              <w:rPr>
-                <w:sz w:val="17"/>
-              </w:rPr>
-              <w:t>Get the answer in writing</w:t>
-            </w:r>
-          </w:p>
-        </w:tc>
-      </w:tr>
-      <w:tr>
-        <w:tc>
-          <w:tcPr>
-            <w:tcW w:type="dxa" w:w="1814"/>
-          </w:tcPr>
-          <w:p>
-            <w:r>
-              <w:rPr>
-                <w:sz w:val="17"/>
-              </w:rPr>
-              <w:t>Early Dec 2026</w:t>
-            </w:r>
-          </w:p>
-        </w:tc>
-        <w:tc>
-          <w:tcPr>
-            <w:tcW w:type="dxa" w:w="4706"/>
-          </w:tcPr>
-          <w:p>
-            <w:r>
-              <w:rPr>
-                <w:sz w:val="17"/>
-              </w:rPr>
-              <w:t>Hardiman call opens; draft your 1,000-word research statement</w:t>
-            </w:r>
-          </w:p>
-        </w:tc>
-        <w:tc>
-          <w:tcPr>
-            <w:tcW w:type="dxa" w:w="3118"/>
-          </w:tcPr>
-          <w:p>
-            <w:r>
-              <w:rPr>
-                <w:sz w:val="17"/>
-              </w:rPr>
-              <w:t>Supervisor gives feedback</w:t>
-            </w:r>
-          </w:p>
-        </w:tc>
-      </w:tr>
-      <w:tr>
-        <w:tc>
-          <w:tcPr>
-            <w:tcW w:type="dxa" w:w="1814"/>
-          </w:tcPr>
-          <w:p>
-            <w:r>
-              <w:rPr>
-                <w:sz w:val="17"/>
-              </w:rPr>
-              <w:t>Jan 2027</w:t>
-            </w:r>
-          </w:p>
-        </w:tc>
-        <w:tc>
-          <w:tcPr>
-            <w:tcW w:type="dxa" w:w="4706"/>
-          </w:tcPr>
-          <w:p>
-            <w:r>
-              <w:rPr>
-                <w:sz w:val="17"/>
-              </w:rPr>
-              <w:t>Final statement; supervisor completes their form</w:t>
-            </w:r>
-          </w:p>
-        </w:tc>
-        <w:tc>
-          <w:tcPr>
-            <w:tcW w:type="dxa" w:w="3118"/>
-          </w:tcPr>
-          <w:p>
-            <w:r>
-              <w:rPr>
-                <w:sz w:val="17"/>
-              </w:rPr>
-              <w:t>Dissertation results expected</w:t>
-            </w:r>
-          </w:p>
-        </w:tc>
-      </w:tr>
-      <w:tr>
-        <w:tc>
-          <w:tcPr>
-            <w:tcW w:type="dxa" w:w="1814"/>
-          </w:tcPr>
-          <w:p>
-            <w:r>
-              <w:rPr>
-                <w:sz w:val="17"/>
-              </w:rPr>
-              <w:t>Early Feb 2027</w:t>
-            </w:r>
-          </w:p>
-        </w:tc>
-        <w:tc>
-          <w:tcPr>
-            <w:tcW w:type="dxa" w:w="4706"/>
-          </w:tcPr>
-          <w:p>
-            <w:r>
-              <w:rPr>
-                <w:sz w:val="17"/>
-              </w:rPr>
-              <w:t>Submit Hardiman (Sept 2027 start). Interviews in spring</w:t>
-            </w:r>
-          </w:p>
-        </w:tc>
-        <w:tc>
-          <w:tcPr>
-            <w:tcW w:type="dxa" w:w="3118"/>
-          </w:tcPr>
-          <w:p>
-            <w:r>
-              <w:rPr>
-                <w:sz w:val="17"/>
-              </w:rPr>
-              <w:t>Track A</w:t>
-            </w:r>
-          </w:p>
-        </w:tc>
-      </w:tr>
-      <w:tr>
-        <w:tc>
-          <w:tcPr>
-            <w:tcW w:type="dxa" w:w="1814"/>
-          </w:tcPr>
-          <w:p>
-            <w:r>
-              <w:rPr>
-                <w:sz w:val="17"/>
-              </w:rPr>
-              <w:t>Feb 2027 onwards</w:t>
-            </w:r>
-          </w:p>
-        </w:tc>
-        <w:tc>
-          <w:tcPr>
-            <w:tcW w:type="dxa" w:w="4706"/>
-          </w:tcPr>
-          <w:p>
-            <w:r>
-              <w:rPr>
-                <w:sz w:val="17"/>
-              </w:rPr>
-              <w:t>If unsuccessful: build the relationship; approach Flavin (Maynooth), UCD (Cotter/Muckley), Corbet (DCU) with final results; GOIPG with Dr Abdel Hak in autumn 2027</w:t>
-            </w:r>
-          </w:p>
-        </w:tc>
-        <w:tc>
-          <w:tcPr>
-            <w:tcW w:type="dxa" w:w="3118"/>
-          </w:tcPr>
-          <w:p>
-            <w:r>
-              <w:rPr>
-                <w:sz w:val="17"/>
-              </w:rPr>
-              <w:t>Track B: Sept 2028 start</w:t>
-            </w:r>
-          </w:p>
-        </w:tc>
-      </w:tr>
-    </w:tbl>
-    <w:p>
-      <w:pPr>
-        <w:spacing w:after="40"/>
-      </w:pPr>
-    </w:p>
-    <w:p>
-      <w:pPr>
-        <w:pStyle w:val="Heading2"/>
-      </w:pPr>
-      <w:r>
-        <w:rPr>
-          <w:color w:val="1F4E79"/>
-        </w:rPr>
-        <w:t>7.3 Who to contact, and why this project fits them</w:t>
-      </w:r>
-    </w:p>
-    <w:tbl>
-      <w:tblPr>
-        <w:tblStyle w:val="TableGrid"/>
-        <w:tblW w:type="auto" w:w="0"/>
-        <w:jc w:val="center"/>
-        <w:tblLook w:firstColumn="1" w:firstRow="1" w:lastColumn="0" w:lastRow="0" w:noHBand="0" w:noVBand="1" w:val="04A0"/>
-      </w:tblPr>
-      <w:tblGrid>
-        <w:gridCol w:w="2493"/>
-        <w:gridCol w:w="2493"/>
-        <w:gridCol w:w="2493"/>
-        <w:gridCol w:w="2493"/>
-      </w:tblGrid>
-      <w:tr>
-        <w:tc>
-          <w:tcPr>
-            <w:tcW w:type="dxa" w:w="907"/>
-            <w:shd w:val="clear" w:color="auto" w:fill="1F4E79"/>
-          </w:tcPr>
-          <w:p>
-            <w:r>
-              <w:rPr>
-                <w:b/>
-                <w:color w:val="FFFFFF"/>
-                <w:sz w:val="17"/>
-              </w:rPr>
-              <w:t>Priority</w:t>
-            </w:r>
-          </w:p>
-        </w:tc>
-        <w:tc>
-          <w:tcPr>
-            <w:tcW w:type="dxa" w:w="2041"/>
-            <w:shd w:val="clear" w:color="auto" w:fill="1F4E79"/>
-          </w:tcPr>
-          <w:p>
-            <w:r>
-              <w:rPr>
-                <w:b/>
-                <w:color w:val="FFFFFF"/>
-                <w:sz w:val="17"/>
-              </w:rPr>
-              <w:t>Person</w:t>
-            </w:r>
-          </w:p>
-        </w:tc>
-        <w:tc>
-          <w:tcPr>
-            <w:tcW w:type="dxa" w:w="2154"/>
-            <w:shd w:val="clear" w:color="auto" w:fill="1F4E79"/>
-          </w:tcPr>
-          <w:p>
-            <w:r>
-              <w:rPr>
-                <w:b/>
-                <w:color w:val="FFFFFF"/>
-                <w:sz w:val="17"/>
-              </w:rPr>
-              <w:t>Institution</w:t>
-            </w:r>
-          </w:p>
-        </w:tc>
-        <w:tc>
-          <w:tcPr>
-            <w:tcW w:type="dxa" w:w="4535"/>
-            <w:shd w:val="clear" w:color="auto" w:fill="1F4E79"/>
-          </w:tcPr>
-          <w:p>
-            <w:r>
-              <w:rPr>
-                <w:b/>
-                <w:color w:val="FFFFFF"/>
-                <w:sz w:val="17"/>
-              </w:rPr>
-              <w:t>Fit</w:t>
-            </w:r>
-          </w:p>
-        </w:tc>
-      </w:tr>
-      <w:tr>
-        <w:tc>
-          <w:tcPr>
-            <w:tcW w:type="dxa" w:w="907"/>
-          </w:tcPr>
-          <w:p>
-            <w:r>
-              <w:rPr>
-                <w:sz w:val="17"/>
-              </w:rPr>
-              <w:t>1</w:t>
-            </w:r>
-          </w:p>
-        </w:tc>
-        <w:tc>
-          <w:tcPr>
-            <w:tcW w:type="dxa" w:w="2041"/>
-          </w:tcPr>
-          <w:p>
-            <w:r>
-              <w:rPr>
-                <w:sz w:val="17"/>
-              </w:rPr>
-              <w:t>Dr Cian Twomey</w:t>
-            </w:r>
-          </w:p>
-        </w:tc>
-        <w:tc>
-          <w:tcPr>
-            <w:tcW w:type="dxa" w:w="2154"/>
-          </w:tcPr>
-          <w:p>
-            <w:r>
-              <w:rPr>
-                <w:sz w:val="17"/>
-              </w:rPr>
-              <w:t>University of Galway (Economics)</w:t>
-            </w:r>
-          </w:p>
-        </w:tc>
-        <w:tc>
-          <w:tcPr>
-            <w:tcW w:type="dxa" w:w="4535"/>
-          </w:tcPr>
-          <w:p>
-            <w:r>
-              <w:rPr>
-                <w:sz w:val="17"/>
-              </w:rPr>
-              <w:t>Irish equity contagion (Corbet &amp; Twomey, 2015); UK→Irish spillovers; volatility; financial literacy</w:t>
-            </w:r>
-          </w:p>
-        </w:tc>
-      </w:tr>
-      <w:tr>
-        <w:tc>
-          <w:tcPr>
-            <w:tcW w:type="dxa" w:w="907"/>
-          </w:tcPr>
-          <w:p>
-            <w:r>
-              <w:rPr>
-                <w:sz w:val="17"/>
-              </w:rPr>
-              <w:t>2</w:t>
-            </w:r>
-          </w:p>
-        </w:tc>
-        <w:tc>
-          <w:tcPr>
-            <w:tcW w:type="dxa" w:w="2041"/>
-          </w:tcPr>
-          <w:p>
-            <w:r>
-              <w:rPr>
-                <w:sz w:val="17"/>
-              </w:rPr>
-              <w:t>Dr Anastasia Griva</w:t>
-            </w:r>
-          </w:p>
-        </w:tc>
-        <w:tc>
-          <w:tcPr>
-            <w:tcW w:type="dxa" w:w="2154"/>
-          </w:tcPr>
-          <w:p>
-            <w:r>
-              <w:rPr>
-                <w:sz w:val="17"/>
-              </w:rPr>
-              <w:t>University of Galway (BIS)</w:t>
-            </w:r>
-          </w:p>
-        </w:tc>
-        <w:tc>
-          <w:tcPr>
-            <w:tcW w:type="dxa" w:w="4535"/>
-          </w:tcPr>
-          <w:p>
-            <w:r>
-              <w:rPr>
-                <w:sz w:val="17"/>
-              </w:rPr>
-              <w:t>Explainable AI; analytics for decision support; directs Galway’s MSc Business Analytics</w:t>
-            </w:r>
-          </w:p>
-        </w:tc>
-      </w:tr>
-      <w:tr>
-        <w:tc>
-          <w:tcPr>
-            <w:tcW w:type="dxa" w:w="907"/>
-          </w:tcPr>
-          <w:p>
-            <w:r>
-              <w:rPr>
-                <w:sz w:val="17"/>
-              </w:rPr>
-              <w:t>3</w:t>
-            </w:r>
-          </w:p>
-        </w:tc>
-        <w:tc>
-          <w:tcPr>
-            <w:tcW w:type="dxa" w:w="2041"/>
-          </w:tcPr>
-          <w:p>
-            <w:r>
-              <w:rPr>
-                <w:sz w:val="17"/>
-              </w:rPr>
-              <w:t>Prof. Thomas Flavin</w:t>
-            </w:r>
-          </w:p>
-        </w:tc>
-        <w:tc>
-          <w:tcPr>
-            <w:tcW w:type="dxa" w:w="2154"/>
-          </w:tcPr>
-          <w:p>
-            <w:r>
-              <w:rPr>
-                <w:sz w:val="17"/>
-              </w:rPr>
-              <w:t>Maynooth University</w:t>
-            </w:r>
-          </w:p>
-        </w:tc>
-        <w:tc>
-          <w:tcPr>
-            <w:tcW w:type="dxa" w:w="4535"/>
-          </w:tcPr>
-          <w:p>
-            <w:r>
-              <w:rPr>
-                <w:sz w:val="17"/>
-              </w:rPr>
-              <w:t>Contagion vs interdependence; shock transmission</w:t>
-            </w:r>
-          </w:p>
-        </w:tc>
-      </w:tr>
-      <w:tr>
-        <w:tc>
-          <w:tcPr>
-            <w:tcW w:type="dxa" w:w="907"/>
-          </w:tcPr>
-          <w:p>
-            <w:r>
-              <w:rPr>
-                <w:sz w:val="17"/>
-              </w:rPr>
-              <w:t>4</w:t>
-            </w:r>
-          </w:p>
-        </w:tc>
-        <w:tc>
-          <w:tcPr>
-            <w:tcW w:type="dxa" w:w="2041"/>
-          </w:tcPr>
-          <w:p>
-            <w:r>
-              <w:rPr>
-                <w:sz w:val="17"/>
-              </w:rPr>
-              <w:t>Prof. Shaen Corbet</w:t>
-            </w:r>
-          </w:p>
-        </w:tc>
-        <w:tc>
-          <w:tcPr>
-            <w:tcW w:type="dxa" w:w="2154"/>
-          </w:tcPr>
-          <w:p>
-            <w:r>
-              <w:rPr>
-                <w:sz w:val="17"/>
-              </w:rPr>
-              <w:t>DCU</w:t>
-            </w:r>
-          </w:p>
-        </w:tc>
-        <w:tc>
-          <w:tcPr>
-            <w:tcW w:type="dxa" w:w="4535"/>
-          </w:tcPr>
-          <w:p>
-            <w:r>
-              <w:rPr>
-                <w:sz w:val="17"/>
-              </w:rPr>
-              <w:t>Financial crises and contagion; Twomey’s co-author</w:t>
-            </w:r>
-          </w:p>
-        </w:tc>
-      </w:tr>
-      <w:tr>
-        <w:tc>
-          <w:tcPr>
-            <w:tcW w:type="dxa" w:w="907"/>
-          </w:tcPr>
-          <w:p>
-            <w:r>
-              <w:rPr>
-                <w:sz w:val="17"/>
-              </w:rPr>
-              <w:t>5</w:t>
-            </w:r>
-          </w:p>
-        </w:tc>
-        <w:tc>
-          <w:tcPr>
-            <w:tcW w:type="dxa" w:w="2041"/>
-          </w:tcPr>
-          <w:p>
-            <w:r>
-              <w:rPr>
-                <w:sz w:val="17"/>
-              </w:rPr>
-              <w:t>Prof. John Cotter / Prof. Cal Muckley</w:t>
-            </w:r>
-          </w:p>
-        </w:tc>
-        <w:tc>
-          <w:tcPr>
-            <w:tcW w:type="dxa" w:w="2154"/>
-          </w:tcPr>
-          <w:p>
-            <w:r>
-              <w:rPr>
-                <w:sz w:val="17"/>
-              </w:rPr>
-              <w:t>UCD</w:t>
-            </w:r>
-          </w:p>
-        </w:tc>
-        <w:tc>
-          <w:tcPr>
-            <w:tcW w:type="dxa" w:w="4535"/>
-          </w:tcPr>
-          <w:p>
-            <w:r>
-              <w:rPr>
-                <w:sz w:val="17"/>
-              </w:rPr>
-              <w:t>Volatility modelling / ML in finance (competitive)</w:t>
-            </w:r>
-          </w:p>
-        </w:tc>
-      </w:tr>
-      <w:tr>
-        <w:tc>
-          <w:tcPr>
-            <w:tcW w:type="dxa" w:w="907"/>
-          </w:tcPr>
-          <w:p>
-            <w:r>
-              <w:rPr>
-                <w:sz w:val="17"/>
-              </w:rPr>
-              <w:t>Backup</w:t>
-            </w:r>
-          </w:p>
-        </w:tc>
-        <w:tc>
-          <w:tcPr>
-            <w:tcW w:type="dxa" w:w="2041"/>
-          </w:tcPr>
-          <w:p>
-            <w:r>
-              <w:rPr>
-                <w:sz w:val="17"/>
-              </w:rPr>
-              <w:t>Dr Assem Abdel Hak</w:t>
-            </w:r>
-          </w:p>
-        </w:tc>
-        <w:tc>
-          <w:tcPr>
-            <w:tcW w:type="dxa" w:w="2154"/>
-          </w:tcPr>
-          <w:p>
-            <w:r>
-              <w:rPr>
-                <w:sz w:val="17"/>
-              </w:rPr>
-              <w:t>TU Dublin</w:t>
-            </w:r>
-          </w:p>
-        </w:tc>
-        <w:tc>
-          <w:tcPr>
-            <w:tcW w:type="dxa" w:w="4535"/>
-          </w:tcPr>
-          <w:p>
-            <w:r>
-              <w:rPr>
-                <w:sz w:val="17"/>
-              </w:rPr>
-              <w:t>GOIPG co-applicant</w:t>
             </w:r>
           </w:p>
         </w:tc>
@@ -7934,7 +7585,18 @@
         <w:rPr>
           <w:i w:val="0"/>
         </w:rPr>
-        <w:t>PhD extension to pitch: validate the MSc fingerprints with Diebold–Yilmaz connectedness; add honest uncertainty (Monte Carlo Dropout vs GARCH simulation); extend to Irish banks, sovereign bonds and more small open economies; build an explainable early-warning system for crises.</w:t>
+        <w:t xml:space="preserve">Status at 30 Sep 2026: the build work planned for weeks 1–8 is done except the FTSE, look-back-66 and post-2023 robustness runs, and two exploratory extensions have been added (5.14). The remaining weeks are for reading, the robustness runs and writing.</w:t>
+      </w:r>
+    </w:p>
+    <w:p>
+      <w:pPr>
+        <w:spacing w:after="80"/>
+      </w:pPr>
+      <w:r>
+        <w:rPr>
+          <w:i w:val="0"/>
+        </w:rPr>
+        <w:t xml:space="preserve">Future work beyond the MSc: extend the exploratory Diebold–Yilmaz comparison (E1) to time-varying (TVP-VAR) connectedness, the approach used by Irish finance groups; add honest uncertainty (Monte Carlo Dropout vs GARCH simulation); test the volatility paradox properly on a panel; extend to Irish banks, sovereign bonds and more small open economies; build an explainable early-warning system for crises.</w:t>
       </w:r>
     </w:p>
     <w:p>
@@ -9857,6 +9519,122 @@
           </w:p>
         </w:tc>
       </w:tr>
+      <w:tr>
+        <w:tc>
+          <w:tcPr>
+            <w:tcW w:type="dxa" w:w="340"/>
+          </w:tcPr>
+          <w:p>
+            <w:r>
+              <w:rPr>
+                <w:sz w:val="17"/>
+                <w:b w:val="0"/>
+              </w:rPr>
+              <w:t xml:space="preserve"/>
+            </w:r>
+          </w:p>
+        </w:tc>
+        <w:tc>
+          <w:tcPr>
+            <w:tcW w:type="dxa" w:w="5783"/>
+          </w:tcPr>
+          <w:p>
+            <w:r>
+              <w:rPr>
+                <w:sz w:val="17"/>
+                <w:b w:val="0"/>
+              </w:rPr>
+              <w:t xml:space="preserve">Feng, L., Shi, J. &amp; Kutan, A. (2026) Your fear is (partly) mine: the role of non-VIX volatility in forecasting regional stock market volatility using interpretable machine learning. J. International Money and Finance 160, 103467.</w:t>
+            </w:r>
+          </w:p>
+        </w:tc>
+        <w:tc>
+          <w:tcPr>
+            <w:tcW w:type="dxa" w:w="2948"/>
+          </w:tcPr>
+          <w:p>
+            <w:r>
+              <w:rPr>
+                <w:sz w:val="17"/>
+                <w:b w:val="0"/>
+              </w:rPr>
+              <w:t xml:space="preserve">Closest new work: interpretable ML for cross-market volatility — must cite</w:t>
+            </w:r>
+          </w:p>
+        </w:tc>
+        <w:tc>
+          <w:tcPr>
+            <w:tcW w:type="dxa" w:w="680"/>
+          </w:tcPr>
+          <w:p>
+            <w:r>
+              <w:rPr>
+                <w:sz w:val="17"/>
+                <w:b w:val="0"/>
+              </w:rPr>
+              <w:t xml:space="preserve">✔</w:t>
+            </w:r>
+          </w:p>
+        </w:tc>
+      </w:tr>
+      <w:tr>
+        <w:tc>
+          <w:tcPr>
+            <w:tcW w:type="dxa" w:w="340"/>
+          </w:tcPr>
+          <w:p>
+            <w:r>
+              <w:rPr>
+                <w:sz w:val="17"/>
+                <w:b w:val="0"/>
+              </w:rPr>
+              <w:t xml:space="preserve"/>
+            </w:r>
+          </w:p>
+        </w:tc>
+        <w:tc>
+          <w:tcPr>
+            <w:tcW w:type="dxa" w:w="5783"/>
+          </w:tcPr>
+          <w:p>
+            <w:r>
+              <w:rPr>
+                <w:sz w:val="17"/>
+                <w:b w:val="0"/>
+              </w:rPr>
+              <w:t xml:space="preserve">Brini, A. (2026) Forecasting realized volatility with time series foundation models: a comparison with econometric benchmarks. arXiv 2607.05291 (preprint).</w:t>
+            </w:r>
+          </w:p>
+        </w:tc>
+        <w:tc>
+          <w:tcPr>
+            <w:tcW w:type="dxa" w:w="2948"/>
+          </w:tcPr>
+          <w:p>
+            <w:r>
+              <w:rPr>
+                <w:sz w:val="17"/>
+                <w:b w:val="0"/>
+              </w:rPr>
+              <w:t xml:space="preserve">Nine foundation models vs HAR on 50 assets: no general advantage — supports your H1 result</w:t>
+            </w:r>
+          </w:p>
+        </w:tc>
+        <w:tc>
+          <w:tcPr>
+            <w:tcW w:type="dxa" w:w="680"/>
+          </w:tcPr>
+          <w:p>
+            <w:r>
+              <w:rPr>
+                <w:sz w:val="17"/>
+                <w:b w:val="0"/>
+              </w:rPr>
+              <w:t xml:space="preserve">✔</w:t>
+            </w:r>
+          </w:p>
+        </w:tc>
+      </w:tr>
     </w:tbl>
     <w:p>
       <w:pPr>
@@ -10304,8 +10082,9 @@
             <w:r>
               <w:rPr>
                 <w:sz w:val="17"/>
-              </w:rPr>
-              <w:t>Spillover index (PhD extension)</w:t>
+                <w:b w:val="0"/>
+              </w:rPr>
+              <w:t xml:space="preserve">Spillover index — the method of exploratory E1 (2012 set-up checked in the full text)</w:t>
             </w:r>
           </w:p>
         </w:tc>
@@ -10317,8 +10096,9 @@
             <w:r>
               <w:rPr>
                 <w:sz w:val="17"/>
-              </w:rPr>
-              <w:t>–</w:t>
+                <w:b w:val="0"/>
+              </w:rPr>
+              <w:t xml:space="preserve">✔</w:t>
             </w:r>
           </w:p>
         </w:tc>
@@ -10425,6 +10205,122 @@
                 <w:sz w:val="17"/>
               </w:rPr>
               <w:t>✔</w:t>
+            </w:r>
+          </w:p>
+        </w:tc>
+      </w:tr>
+      <w:tr>
+        <w:tc>
+          <w:tcPr>
+            <w:tcW w:type="dxa" w:w="340"/>
+          </w:tcPr>
+          <w:p>
+            <w:r>
+              <w:rPr>
+                <w:sz w:val="17"/>
+                <w:b w:val="0"/>
+              </w:rPr>
+              <w:t xml:space="preserve"/>
+            </w:r>
+          </w:p>
+        </w:tc>
+        <w:tc>
+          <w:tcPr>
+            <w:tcW w:type="dxa" w:w="5783"/>
+          </w:tcPr>
+          <w:p>
+            <w:r>
+              <w:rPr>
+                <w:sz w:val="17"/>
+                <w:b w:val="0"/>
+              </w:rPr>
+              <w:t xml:space="preserve">Pesaran, M.H. &amp; Shin, Y. (1998) Generalized impulse response analysis in linear multivariate models. Economics Letters 58(1), 17–29.</w:t>
+            </w:r>
+          </w:p>
+        </w:tc>
+        <w:tc>
+          <w:tcPr>
+            <w:tcW w:type="dxa" w:w="2948"/>
+          </w:tcPr>
+          <w:p>
+            <w:r>
+              <w:rPr>
+                <w:sz w:val="17"/>
+                <w:b w:val="0"/>
+              </w:rPr>
+              <w:t xml:space="preserve">Order-invariant (generalized) variance decomposition used in E1</w:t>
+            </w:r>
+          </w:p>
+        </w:tc>
+        <w:tc>
+          <w:tcPr>
+            <w:tcW w:type="dxa" w:w="680"/>
+          </w:tcPr>
+          <w:p>
+            <w:r>
+              <w:rPr>
+                <w:sz w:val="17"/>
+                <w:b w:val="0"/>
+              </w:rPr>
+              <w:t xml:space="preserve">–</w:t>
+            </w:r>
+          </w:p>
+        </w:tc>
+      </w:tr>
+      <w:tr>
+        <w:tc>
+          <w:tcPr>
+            <w:tcW w:type="dxa" w:w="340"/>
+          </w:tcPr>
+          <w:p>
+            <w:r>
+              <w:rPr>
+                <w:sz w:val="17"/>
+                <w:b w:val="0"/>
+              </w:rPr>
+              <w:t xml:space="preserve"/>
+            </w:r>
+          </w:p>
+        </w:tc>
+        <w:tc>
+          <w:tcPr>
+            <w:tcW w:type="dxa" w:w="5783"/>
+          </w:tcPr>
+          <w:p>
+            <w:r>
+              <w:rPr>
+                <w:sz w:val="17"/>
+                <w:b w:val="0"/>
+              </w:rPr>
+              <w:t xml:space="preserve">Antonakakis, N., Chatziantoniou, I. &amp; Gabauer, D. (2020) Refined measures of dynamic connectedness based on time-varying parameter vector autoregressions. J. Risk and Financial Management 13(4), 84.</w:t>
+            </w:r>
+          </w:p>
+        </w:tc>
+        <w:tc>
+          <w:tcPr>
+            <w:tcW w:type="dxa" w:w="2948"/>
+          </w:tcPr>
+          <w:p>
+            <w:r>
+              <w:rPr>
+                <w:sz w:val="17"/>
+                <w:b w:val="0"/>
+              </w:rPr>
+              <w:t xml:space="preserve">TVP-VAR connectedness — the PhD extension of E1</w:t>
+            </w:r>
+          </w:p>
+        </w:tc>
+        <w:tc>
+          <w:tcPr>
+            <w:tcW w:type="dxa" w:w="680"/>
+          </w:tcPr>
+          <w:p>
+            <w:r>
+              <w:rPr>
+                <w:sz w:val="17"/>
+                <w:b w:val="0"/>
+              </w:rPr>
+              <w:t xml:space="preserve">–</w:t>
             </w:r>
           </w:p>
         </w:tc>
@@ -11107,6 +11003,64 @@
           </w:p>
         </w:tc>
       </w:tr>
+      <w:tr>
+        <w:tc>
+          <w:tcPr>
+            <w:tcW w:type="dxa" w:w="340"/>
+          </w:tcPr>
+          <w:p>
+            <w:r>
+              <w:rPr>
+                <w:sz w:val="17"/>
+                <w:b w:val="0"/>
+              </w:rPr>
+              <w:t xml:space="preserve"/>
+            </w:r>
+          </w:p>
+        </w:tc>
+        <w:tc>
+          <w:tcPr>
+            <w:tcW w:type="dxa" w:w="5783"/>
+          </w:tcPr>
+          <w:p>
+            <w:r>
+              <w:rPr>
+                <w:sz w:val="17"/>
+                <w:b w:val="0"/>
+              </w:rPr>
+              <w:t xml:space="preserve">Danielsson, J., Valenzuela, M. &amp; Zer, I. (2018) Learning from history: volatility and financial crises. Review of Financial Studies 31(7), 2774–2805.</w:t>
+            </w:r>
+          </w:p>
+        </w:tc>
+        <w:tc>
+          <w:tcPr>
+            <w:tcW w:type="dxa" w:w="2948"/>
+          </w:tcPr>
+          <w:p>
+            <w:r>
+              <w:rPr>
+                <w:sz w:val="17"/>
+                <w:b w:val="0"/>
+              </w:rPr>
+              <w:t xml:space="preserve">The volatility paradox: prolonged low volatility precedes banking crises — basis of E2</w:t>
+            </w:r>
+          </w:p>
+        </w:tc>
+        <w:tc>
+          <w:tcPr>
+            <w:tcW w:type="dxa" w:w="680"/>
+          </w:tcPr>
+          <w:p>
+            <w:r>
+              <w:rPr>
+                <w:sz w:val="17"/>
+                <w:b w:val="0"/>
+              </w:rPr>
+              <w:t xml:space="preserve">✔</w:t>
+            </w:r>
+          </w:p>
+        </w:tc>
+      </w:tr>
     </w:tbl>
     <w:p>
       <w:pPr>
@@ -11594,8 +11548,9 @@
             <w:r>
               <w:rPr>
                 <w:sz w:val="17"/>
-              </w:rPr>
-              <w:t>Twomey, C. (1998) Identifying the source of mean and volatility spillovers in Irish equities. The Economic and Social Review.</w:t>
+                <w:b w:val="0"/>
+              </w:rPr>
+              <w:t xml:space="preserve">Gallagher, L. &amp; Twomey, C. (1998) Identifying the source of mean and volatility spillovers in Irish equities: a multivariate GARCH analysis. The Economic and Social Review 29(4), 341–356.</w:t>
             </w:r>
           </w:p>
         </w:tc>
@@ -11607,8 +11562,9 @@
             <w:r>
               <w:rPr>
                 <w:sz w:val="17"/>
-              </w:rPr>
-              <w:t>UK→Irish spillovers (confirm details)</w:t>
+                <w:b w:val="0"/>
+              </w:rPr>
+              <w:t xml:space="preserve">UK → Irish spillovers</w:t>
             </w:r>
           </w:p>
         </w:tc>
@@ -11620,8 +11576,9 @@
             <w:r>
               <w:rPr>
                 <w:sz w:val="17"/>
-              </w:rPr>
-              <w:t>✔ partial</w:t>
+                <w:b w:val="0"/>
+              </w:rPr>
+              <w:t xml:space="preserve">✔</w:t>
             </w:r>
           </w:p>
         </w:tc>
@@ -12180,7 +12137,7 @@
               <w:rPr>
                 <w:sz w:val="17"/>
               </w:rPr>
-              <w:t>Artefact framing for Dr Griva</w:t>
+              <w:t>Artefact (design-science) framing</w:t>
             </w:r>
           </w:p>
         </w:tc>
@@ -12194,6 +12151,64 @@
                 <w:sz w:val="17"/>
               </w:rPr>
               <w:t>–</w:t>
+            </w:r>
+          </w:p>
+        </w:tc>
+      </w:tr>
+      <w:tr>
+        <w:tc>
+          <w:tcPr>
+            <w:tcW w:type="dxa" w:w="340"/>
+          </w:tcPr>
+          <w:p>
+            <w:r>
+              <w:rPr>
+                <w:sz w:val="17"/>
+                <w:b w:val="0"/>
+              </w:rPr>
+              <w:t xml:space="preserve"/>
+            </w:r>
+          </w:p>
+        </w:tc>
+        <w:tc>
+          <w:tcPr>
+            <w:tcW w:type="dxa" w:w="5783"/>
+          </w:tcPr>
+          <w:p>
+            <w:r>
+              <w:rPr>
+                <w:sz w:val="17"/>
+                <w:b w:val="0"/>
+              </w:rPr>
+              <w:t xml:space="preserve">Hodrick, R. &amp; Prescott, E. (1997) Postwar U.S. business cycles: an empirical investigation. J. Money, Credit and Banking 29(1), 1–16.</w:t>
+            </w:r>
+          </w:p>
+        </w:tc>
+        <w:tc>
+          <w:tcPr>
+            <w:tcW w:type="dxa" w:w="2948"/>
+          </w:tcPr>
+          <w:p>
+            <w:r>
+              <w:rPr>
+                <w:sz w:val="17"/>
+                <w:b w:val="0"/>
+              </w:rPr>
+              <w:t xml:space="preserve">The HP filter used in E2</w:t>
+            </w:r>
+          </w:p>
+        </w:tc>
+        <w:tc>
+          <w:tcPr>
+            <w:tcW w:type="dxa" w:w="680"/>
+          </w:tcPr>
+          <w:p>
+            <w:r>
+              <w:rPr>
+                <w:sz w:val="17"/>
+                <w:b w:val="0"/>
+              </w:rPr>
+              <w:t xml:space="preserve">–</w:t>
             </w:r>
           </w:p>
         </w:tc>
@@ -13083,8 +13098,9 @@
             <w:r>
               <w:rPr>
                 <w:sz w:val="16"/>
-              </w:rPr>
-              <w:t>PhD extension; literature review</w:t>
+                <w:b w:val="0"/>
+              </w:rPr>
+              <w:t xml:space="preserve">Exploratory E1; literature review</w:t>
             </w:r>
           </w:p>
         </w:tc>
@@ -13109,8 +13125,9 @@
             <w:r>
               <w:rPr>
                 <w:sz w:val="16"/>
-              </w:rPr>
-              <w:t>6</w:t>
+                <w:b w:val="0"/>
+              </w:rPr>
+              <w:t xml:space="preserve">now</w:t>
             </w:r>
           </w:p>
         </w:tc>
@@ -13446,6 +13463,294 @@
                 <w:sz w:val="16"/>
               </w:rPr>
               <w:t>1</w:t>
+            </w:r>
+          </w:p>
+        </w:tc>
+      </w:tr>
+      <w:tr>
+        <w:tc>
+          <w:tcPr>
+            <w:tcW w:type="dxa" w:w="1701"/>
+          </w:tcPr>
+          <w:p>
+            <w:r>
+              <w:rPr>
+                <w:sz w:val="16"/>
+                <w:b w:val="0"/>
+              </w:rPr>
+              <w:t xml:space="preserve">Vector autoregression (VAR)</w:t>
+            </w:r>
+          </w:p>
+        </w:tc>
+        <w:tc>
+          <w:tcPr>
+            <w:tcW w:type="dxa" w:w="2381"/>
+          </w:tcPr>
+          <w:p>
+            <w:r>
+              <w:rPr>
+                <w:sz w:val="16"/>
+                <w:b w:val="0"/>
+              </w:rPr>
+              <w:t xml:space="preserve">Each market regressed on the recent past of all markets</w:t>
+            </w:r>
+          </w:p>
+        </w:tc>
+        <w:tc>
+          <w:tcPr>
+            <w:tcW w:type="dxa" w:w="2041"/>
+          </w:tcPr>
+          <w:p>
+            <w:r>
+              <w:rPr>
+                <w:sz w:val="16"/>
+                <w:b w:val="0"/>
+              </w:rPr>
+              <w:t xml:space="preserve">E1</w:t>
+            </w:r>
+          </w:p>
+        </w:tc>
+        <w:tc>
+          <w:tcPr>
+            <w:tcW w:type="dxa" w:w="2041"/>
+          </w:tcPr>
+          <w:p>
+            <w:r>
+              <w:rPr>
+                <w:sz w:val="16"/>
+                <w:b w:val="0"/>
+              </w:rPr>
+              <w:t xml:space="preserve">Brooks ch.7</w:t>
+            </w:r>
+          </w:p>
+        </w:tc>
+        <w:tc>
+          <w:tcPr>
+            <w:tcW w:type="dxa" w:w="567"/>
+          </w:tcPr>
+          <w:p>
+            <w:r>
+              <w:rPr>
+                <w:sz w:val="16"/>
+                <w:b w:val="0"/>
+              </w:rPr>
+              <w:t xml:space="preserve">now</w:t>
+            </w:r>
+          </w:p>
+        </w:tc>
+      </w:tr>
+      <w:tr>
+        <w:tc>
+          <w:tcPr>
+            <w:tcW w:type="dxa" w:w="1701"/>
+          </w:tcPr>
+          <w:p>
+            <w:r>
+              <w:rPr>
+                <w:sz w:val="16"/>
+                <w:b w:val="0"/>
+              </w:rPr>
+              <w:t xml:space="preserve">Generalized variance decomposition</w:t>
+            </w:r>
+          </w:p>
+        </w:tc>
+        <w:tc>
+          <w:tcPr>
+            <w:tcW w:type="dxa" w:w="2381"/>
+          </w:tcPr>
+          <w:p>
+            <w:r>
+              <w:rPr>
+                <w:sz w:val="16"/>
+                <w:b w:val="0"/>
+              </w:rPr>
+              <w:t xml:space="preserve">Order-invariant split of forecast uncertainty by source market</w:t>
+            </w:r>
+          </w:p>
+        </w:tc>
+        <w:tc>
+          <w:tcPr>
+            <w:tcW w:type="dxa" w:w="2041"/>
+          </w:tcPr>
+          <w:p>
+            <w:r>
+              <w:rPr>
+                <w:sz w:val="16"/>
+                <w:b w:val="0"/>
+              </w:rPr>
+              <w:t xml:space="preserve">E1 (Diebold–Yilmaz, 2012)</w:t>
+            </w:r>
+          </w:p>
+        </w:tc>
+        <w:tc>
+          <w:tcPr>
+            <w:tcW w:type="dxa" w:w="2041"/>
+          </w:tcPr>
+          <w:p>
+            <w:r>
+              <w:rPr>
+                <w:sz w:val="16"/>
+                <w:b w:val="0"/>
+              </w:rPr>
+              <w:t xml:space="preserve">Pesaran &amp; Shin (1998); Diebold &amp; Yilmaz (2012)</w:t>
+            </w:r>
+          </w:p>
+        </w:tc>
+        <w:tc>
+          <w:tcPr>
+            <w:tcW w:type="dxa" w:w="567"/>
+          </w:tcPr>
+          <w:p>
+            <w:r>
+              <w:rPr>
+                <w:sz w:val="16"/>
+                <w:b w:val="0"/>
+              </w:rPr>
+              <w:t xml:space="preserve">now</w:t>
+            </w:r>
+          </w:p>
+        </w:tc>
+      </w:tr>
+      <w:tr>
+        <w:tc>
+          <w:tcPr>
+            <w:tcW w:type="dxa" w:w="1701"/>
+          </w:tcPr>
+          <w:p>
+            <w:r>
+              <w:rPr>
+                <w:sz w:val="16"/>
+                <w:b w:val="0"/>
+              </w:rPr>
+              <w:t xml:space="preserve">Hodrick–Prescott filter (one-sided)</w:t>
+            </w:r>
+          </w:p>
+        </w:tc>
+        <w:tc>
+          <w:tcPr>
+            <w:tcW w:type="dxa" w:w="2381"/>
+          </w:tcPr>
+          <w:p>
+            <w:r>
+              <w:rPr>
+                <w:sz w:val="16"/>
+                <w:b w:val="0"/>
+              </w:rPr>
+              <w:t xml:space="preserve">Trend vs cycle, estimated from past data only</w:t>
+            </w:r>
+          </w:p>
+        </w:tc>
+        <w:tc>
+          <w:tcPr>
+            <w:tcW w:type="dxa" w:w="2041"/>
+          </w:tcPr>
+          <w:p>
+            <w:r>
+              <w:rPr>
+                <w:sz w:val="16"/>
+                <w:b w:val="0"/>
+              </w:rPr>
+              <w:t xml:space="preserve">E2</w:t>
+            </w:r>
+          </w:p>
+        </w:tc>
+        <w:tc>
+          <w:tcPr>
+            <w:tcW w:type="dxa" w:w="2041"/>
+          </w:tcPr>
+          <w:p>
+            <w:r>
+              <w:rPr>
+                <w:sz w:val="16"/>
+                <w:b w:val="0"/>
+              </w:rPr>
+              <w:t xml:space="preserve">Hodrick &amp; Prescott (1997); Danielsson et al. (2018)</w:t>
+            </w:r>
+          </w:p>
+        </w:tc>
+        <w:tc>
+          <w:tcPr>
+            <w:tcW w:type="dxa" w:w="567"/>
+          </w:tcPr>
+          <w:p>
+            <w:r>
+              <w:rPr>
+                <w:sz w:val="16"/>
+                <w:b w:val="0"/>
+              </w:rPr>
+              <w:t xml:space="preserve">now</w:t>
+            </w:r>
+          </w:p>
+        </w:tc>
+      </w:tr>
+      <w:tr>
+        <w:tc>
+          <w:tcPr>
+            <w:tcW w:type="dxa" w:w="1701"/>
+          </w:tcPr>
+          <w:p>
+            <w:r>
+              <w:rPr>
+                <w:sz w:val="16"/>
+                <w:b w:val="0"/>
+              </w:rPr>
+              <w:t xml:space="preserve">Volatility paradox</w:t>
+            </w:r>
+          </w:p>
+        </w:tc>
+        <w:tc>
+          <w:tcPr>
+            <w:tcW w:type="dxa" w:w="2381"/>
+          </w:tcPr>
+          <w:p>
+            <w:r>
+              <w:rPr>
+                <w:sz w:val="16"/>
+                <w:b w:val="0"/>
+              </w:rPr>
+              <w:t xml:space="preserve">Long calm periods encourage risk-taking; low volatility precedes crises</w:t>
+            </w:r>
+          </w:p>
+        </w:tc>
+        <w:tc>
+          <w:tcPr>
+            <w:tcW w:type="dxa" w:w="2041"/>
+          </w:tcPr>
+          <w:p>
+            <w:r>
+              <w:rPr>
+                <w:sz w:val="16"/>
+                <w:b w:val="0"/>
+              </w:rPr>
+              <w:t xml:space="preserve">E2; Minsky discussion</w:t>
+            </w:r>
+          </w:p>
+        </w:tc>
+        <w:tc>
+          <w:tcPr>
+            <w:tcW w:type="dxa" w:w="2041"/>
+          </w:tcPr>
+          <w:p>
+            <w:r>
+              <w:rPr>
+                <w:sz w:val="16"/>
+                <w:b w:val="0"/>
+              </w:rPr>
+              <w:t xml:space="preserve">Danielsson et al. (2018)</w:t>
+            </w:r>
+          </w:p>
+        </w:tc>
+        <w:tc>
+          <w:tcPr>
+            <w:tcW w:type="dxa" w:w="567"/>
+          </w:tcPr>
+          <w:p>
+            <w:r>
+              <w:rPr>
+                <w:sz w:val="16"/>
+                <w:b w:val="0"/>
+              </w:rPr>
+              <w:t xml:space="preserve">now</w:t>
             </w:r>
           </w:p>
         </w:tc>
@@ -16047,8 +16352,9 @@
             <w:r>
               <w:rPr>
                 <w:sz w:val="17"/>
-              </w:rPr>
-              <w:t>To install: py -3.13 -m pip install --user arch</w:t>
+                <w:b w:val="0"/>
+              </w:rPr>
+              <w:t xml:space="preserve">Installed (8.0.0)</w:t>
             </w:r>
           </w:p>
         </w:tc>
@@ -16088,8 +16394,9 @@
             <w:r>
               <w:rPr>
                 <w:sz w:val="17"/>
-              </w:rPr>
-              <w:t>To install</w:t>
+                <w:b w:val="0"/>
+              </w:rPr>
+              <w:t xml:space="preserve">Installed (0.15.0)</w:t>
             </w:r>
           </w:p>
         </w:tc>
@@ -16129,8 +16436,9 @@
             <w:r>
               <w:rPr>
                 <w:sz w:val="17"/>
-              </w:rPr>
-              <w:t>To install and test in week 2 (check Python 3.13 support; fall back to Python 3.12 if needed)</w:t>
+                <w:b w:val="0"/>
+              </w:rPr>
+              <w:t xml:space="preserve">Installed and tested (torch 2.14.0 CPU, Captum 0.9.0)</w:t>
             </w:r>
           </w:p>
         </w:tc>
@@ -16144,8 +16452,9 @@
             <w:r>
               <w:rPr>
                 <w:sz w:val="17"/>
-              </w:rPr>
-              <w:t>Git + GitHub (private repo)</w:t>
+                <w:b w:val="0"/>
+              </w:rPr>
+              <w:t xml:space="preserve">Git + GitHub</w:t>
             </w:r>
           </w:p>
         </w:tc>
@@ -16170,8 +16479,9 @@
             <w:r>
               <w:rPr>
                 <w:sz w:val="17"/>
-              </w:rPr>
-              <w:t>Set up in week 1</w:t>
+                <w:b w:val="0"/>
+              </w:rPr>
+              <w:t xml:space="preserve">Set up; public repository on GitHub (you push)</w:t>
             </w:r>
           </w:p>
         </w:tc>
@@ -16252,8 +16562,9 @@
             <w:r>
               <w:rPr>
                 <w:sz w:val="17"/>
-              </w:rPr>
-              <w:t>Optional</w:t>
+                <w:b w:val="0"/>
+              </w:rPr>
+              <w:t xml:space="preserve">Optional; university GPU PCs also available</w:t>
             </w:r>
           </w:p>
         </w:tc>
@@ -16272,7 +16583,7 @@
         <w:rPr>
           <w:i w:val="0"/>
         </w:rPr>
-        <w:t>Project folder already created: Desktop\Dissertation\ → code\01_data_pipeline.py (runs end-to-end), data\raw (cached downloads), data\processed\dataset.csv, data\data_quality_report.txt, figures\crisis_chart.png.</w:t>
+        <w:t xml:space="preserve">Project folder: Desktop\Dissertation\ → code\01–12 (all run), data\raw (cached Yahoo and FRED downloads), data\processed\dataset.csv, results\ (all tables), figures\ (all charts), docs\, notes\. See the README for the current results.</w:t>
       </w:r>
     </w:p>
     <w:p>
@@ -16301,7 +16612,7 @@
         <w:spacing w:after="20"/>
       </w:pPr>
       <w:r>
-        <w:t>Declare AI assistance in the Methodology the way DBS requires (your friend’s dissertation declared AI coding help). Given your earlier finding, over-declare rather than under-declare.</w:t>
+        <w:t>Declare AI assistance in the Methodology the way DBS requires; over-declare rather than under-declare.</w:t>
       </w:r>
     </w:p>
     <w:p>
@@ -16337,7 +16648,7 @@
         <w:spacing w:after="20"/>
       </w:pPr>
       <w:r>
-        <w:t>Do not reuse any text, table or number from the AI-written sample dissertation, or text from your friend’s dissertation.</w:t>
+        <w:t>Do not reuse text, tables or numbers from other dissertations or from AI-generated drafts.</w:t>
       </w:r>
     </w:p>
     <w:p>
@@ -16351,12 +16662,286 @@
     </w:p>
     <w:p>
       <w:pPr>
-        <w:pStyle w:val="ListBullet"/>
-        <w:spacing w:after="20"/>
+        <w:pStyle w:val="Heading1"/>
       </w:pPr>
       <w:r>
-        <w:t>Describe your experience exactly: e.g. ‘attended a three-lecture series on Monte Carlo forecasting in Quantrix’. Your CV and emails must match your transcripts.</w:t>
+        <w:rPr>
+          <w:color w:val="1F4E79"/>
+        </w:rPr>
+        <w:t xml:space="preserve">12. Results status (30 September 2026)</w:t>
       </w:r>
+    </w:p>
+    <w:p>
+      <w:pPr>
+        <w:spacing w:after="80"/>
+      </w:pPr>
+      <w:r>
+        <w:rPr>
+          <w:i w:val="0"/>
+        </w:rPr>
+        <w:t xml:space="preserve">Facts only, for planning. Interpretation and all dissertation text are yours. Full tables: README.md and the Project Handbook (Part H).</w:t>
+      </w:r>
+    </w:p>
+    <w:tbl>
+      <w:tblPr>
+        <w:tblStyle w:val="TableGrid"/>
+        <w:tblW w:type="auto" w:w="0"/>
+        <w:jc w:val="center"/>
+        <w:tblLook w:firstColumn="1" w:firstRow="1" w:lastColumn="0" w:lastRow="0" w:noHBand="0" w:noVBand="1" w:val="04A0"/>
+      </w:tblPr>
+      <w:tblGrid>
+        <w:gridCol w:w="4986"/>
+        <w:gridCol w:w="4986"/>
+      </w:tblGrid>
+      <w:tr>
+        <w:tc>
+          <w:tcPr>
+            <w:tcW w:type="dxa" w:w="1984"/>
+            <w:shd w:val="clear" w:color="auto" w:fill="1F4E79"/>
+          </w:tcPr>
+          <w:p>
+            <w:r>
+              <w:rPr>
+                <w:color w:val="FFFFFF"/>
+                <w:sz w:val="17"/>
+                <w:b/>
+              </w:rPr>
+              <w:t xml:space="preserve">Item</w:t>
+            </w:r>
+          </w:p>
+        </w:tc>
+        <w:tc>
+          <w:tcPr>
+            <w:tcW w:type="dxa" w:w="7654"/>
+            <w:shd w:val="clear" w:color="auto" w:fill="1F4E79"/>
+          </w:tcPr>
+          <w:p>
+            <w:r>
+              <w:rPr>
+                <w:color w:val="FFFFFF"/>
+                <w:sz w:val="17"/>
+                <w:b/>
+              </w:rPr>
+              <w:t xml:space="preserve">Result</w:t>
+            </w:r>
+          </w:p>
+        </w:tc>
+      </w:tr>
+      <w:tr>
+        <w:tc>
+          <w:tcPr>
+            <w:tcW w:type="dxa" w:w="1984"/>
+          </w:tcPr>
+          <w:p>
+            <w:r>
+              <w:rPr>
+                <w:sz w:val="17"/>
+                <w:b w:val="0"/>
+              </w:rPr>
+              <w:t xml:space="preserve">H1 accuracy</w:t>
+            </w:r>
+          </w:p>
+        </w:tc>
+        <w:tc>
+          <w:tcPr>
+            <w:tcW w:type="dxa" w:w="7654"/>
+          </w:tcPr>
+          <w:p>
+            <w:r>
+              <w:rPr>
+                <w:sz w:val="17"/>
+                <w:b w:val="0"/>
+              </w:rPr>
+              <w:t xml:space="preserve">Not supported: QLIKE LSTM 0.463 vs GARCH 0.380 and HAR 0.414; LSTM significantly worse (DM-HLN p = 0.003 and 0.044). LSTM best in COVID-19 and 2022</w:t>
+            </w:r>
+          </w:p>
+        </w:tc>
+      </w:tr>
+      <w:tr>
+        <w:tc>
+          <w:tcPr>
+            <w:tcW w:type="dxa" w:w="1984"/>
+          </w:tcPr>
+          <w:p>
+            <w:r>
+              <w:rPr>
+                <w:sz w:val="17"/>
+                <w:b w:val="0"/>
+              </w:rPr>
+              <w:t xml:space="preserve">H2 fingerprints</w:t>
+            </w:r>
+          </w:p>
+        </w:tc>
+        <w:tc>
+          <w:tcPr>
+            <w:tcW w:type="dxa" w:w="7654"/>
+          </w:tcPr>
+          <w:p>
+            <w:r>
+              <w:rPr>
+                <w:sz w:val="17"/>
+                <w:b w:val="0"/>
+              </w:rPr>
+              <w:t xml:space="preserve">H2a and H2b not supported (partly); H2c supported narrowly; H2e not supported; H2d pending (FTSE run)</w:t>
+            </w:r>
+          </w:p>
+        </w:tc>
+      </w:tr>
+      <w:tr>
+        <w:tc>
+          <w:tcPr>
+            <w:tcW w:type="dxa" w:w="1984"/>
+          </w:tcPr>
+          <w:p>
+            <w:r>
+              <w:rPr>
+                <w:sz w:val="17"/>
+                <w:b w:val="0"/>
+              </w:rPr>
+              <w:t xml:space="preserve">H3 learning from history</w:t>
+            </w:r>
+          </w:p>
+        </w:tc>
+        <w:tc>
+          <w:tcPr>
+            <w:tcW w:type="dxa" w:w="7654"/>
+          </w:tcPr>
+          <w:p>
+            <w:r>
+              <w:rPr>
+                <w:sz w:val="17"/>
+                <w:b w:val="0"/>
+              </w:rPr>
+              <w:t xml:space="preserve">Not supported as ranked: frozen/HAR GFC 4.26 &gt; Irish 1.33 &gt; COVID 0.74 (GFC largest, as predicted)</w:t>
+            </w:r>
+          </w:p>
+        </w:tc>
+      </w:tr>
+      <w:tr>
+        <w:tc>
+          <w:tcPr>
+            <w:tcW w:type="dxa" w:w="1984"/>
+          </w:tcPr>
+          <w:p>
+            <w:r>
+              <w:rPr>
+                <w:sz w:val="17"/>
+                <w:b w:val="0"/>
+              </w:rPr>
+              <w:t xml:space="preserve">H4 stability</w:t>
+            </w:r>
+          </w:p>
+        </w:tc>
+        <w:tc>
+          <w:tcPr>
+            <w:tcW w:type="dxa" w:w="7654"/>
+          </w:tcPr>
+          <w:p>
+            <w:r>
+              <w:rPr>
+                <w:sz w:val="17"/>
+                <w:b w:val="0"/>
+              </w:rPr>
+              <w:t xml:space="preserve">Not supported: mean Spearman 0.7 in the GFC and Irish windows</w:t>
+            </w:r>
+          </w:p>
+        </w:tc>
+      </w:tr>
+      <w:tr>
+        <w:tc>
+          <w:tcPr>
+            <w:tcW w:type="dxa" w:w="1984"/>
+          </w:tcPr>
+          <w:p>
+            <w:r>
+              <w:rPr>
+                <w:sz w:val="17"/>
+                <w:b w:val="0"/>
+              </w:rPr>
+              <w:t xml:space="preserve">Robustness</w:t>
+            </w:r>
+          </w:p>
+        </w:tc>
+        <w:tc>
+          <w:tcPr>
+            <w:tcW w:type="dxa" w:w="7654"/>
+          </w:tcPr>
+          <w:p>
+            <w:r>
+              <w:rPr>
+                <w:sz w:val="17"/>
+                <w:b w:val="0"/>
+              </w:rPr>
+              <w:t xml:space="preserve">Parkinson proxy: GARCH still best; LSTM best in COVID. FTSE, look-back 66, post-2023: to run</w:t>
+            </w:r>
+          </w:p>
+        </w:tc>
+      </w:tr>
+      <w:tr>
+        <w:tc>
+          <w:tcPr>
+            <w:tcW w:type="dxa" w:w="1984"/>
+          </w:tcPr>
+          <w:p>
+            <w:r>
+              <w:rPr>
+                <w:sz w:val="17"/>
+                <w:b w:val="0"/>
+              </w:rPr>
+              <w:t xml:space="preserve">E1 (exploratory)</w:t>
+            </w:r>
+          </w:p>
+        </w:tc>
+        <w:tc>
+          <w:tcPr>
+            <w:tcW w:type="dxa" w:w="7654"/>
+          </w:tcPr>
+          <w:p>
+            <w:r>
+              <w:rPr>
+                <w:sz w:val="17"/>
+                <w:b w:val="0"/>
+              </w:rPr>
+              <w:t xml:space="preserve">SHAP vs Diebold–Yilmaz: weak agreement (4/8 signs, 2/5 rankings)</w:t>
+            </w:r>
+          </w:p>
+        </w:tc>
+      </w:tr>
+      <w:tr>
+        <w:tc>
+          <w:tcPr>
+            <w:tcW w:type="dxa" w:w="1984"/>
+          </w:tcPr>
+          <w:p>
+            <w:r>
+              <w:rPr>
+                <w:sz w:val="17"/>
+                <w:b w:val="0"/>
+              </w:rPr>
+              <w:t xml:space="preserve">E2 (exploratory)</w:t>
+            </w:r>
+          </w:p>
+        </w:tc>
+        <w:tc>
+          <w:tcPr>
+            <w:tcW w:type="dxa" w:w="7654"/>
+          </w:tcPr>
+          <w:p>
+            <w:r>
+              <w:rPr>
+                <w:sz w:val="17"/>
+                <w:b w:val="0"/>
+              </w:rPr>
+              <w:t xml:space="preserve">Only Germany unusually calm before the GFC; Ireland 40th percentile</w:t>
+            </w:r>
+          </w:p>
+        </w:tc>
+      </w:tr>
+    </w:tbl>
+    <w:p>
+      <w:pPr>
+        <w:spacing w:after="40"/>
+      </w:pPr>
     </w:p>
     <w:p>
       <w:pPr>
@@ -16447,33 +17032,6 @@
         <w:spacing w:after="20"/>
       </w:pPr>
       <w:r>
-        <w:t>Cian Twomey profile: research.universityofgalway.ie/en/persons/cian-twomey/</w:t>
-      </w:r>
-    </w:p>
-    <w:p>
-      <w:pPr>
-        <w:pStyle w:val="ListBullet"/>
-        <w:spacing w:after="20"/>
-      </w:pPr>
-      <w:r>
-        <w:t>Anastasia Griva profile: research.universityofgalway.ie/en/persons/anastasia-griva/</w:t>
-      </w:r>
-    </w:p>
-    <w:p>
-      <w:pPr>
-        <w:pStyle w:val="ListBullet"/>
-        <w:spacing w:after="20"/>
-      </w:pPr>
-      <w:r>
-        <w:t>Hardiman Scholarships: universityofgalway.ie/hardiman-scholarships/</w:t>
-      </w:r>
-    </w:p>
-    <w:p>
-      <w:pPr>
-        <w:pStyle w:val="ListBullet"/>
-        <w:spacing w:after="20"/>
-      </w:pPr>
-      <w:r>
         <w:t>Bucci (2020): doi.org/10.1093/jjfinec/nbaa008</w:t>
       </w:r>
     </w:p>
@@ -16555,7 +17113,58 @@
         <w:spacing w:after="20"/>
       </w:pPr>
       <w:r>
-        <w:t>Shaen Corbet, DCU: dcu.ie/business-school/people/shaen-corbet</w:t>
+        <w:rPr/>
+        <w:t xml:space="preserve">30 Sep 2026 — Diebold &amp; Yilmaz (2012) full text: sas.upenn.edu/~fdiebold/papers/paper99/DirectionofSpillovers_Mar10.pdf</w:t>
+      </w:r>
+    </w:p>
+    <w:p>
+      <w:pPr>
+        <w:pStyle w:val="ListBullet"/>
+        <w:spacing w:after="20"/>
+      </w:pPr>
+      <w:r>
+        <w:rPr/>
+        <w:t xml:space="preserve">30 Sep 2026 — Danielsson, Valenzuela &amp; Zer (2018) accepted version: eprints.lse.ac.uk/91136</w:t>
+      </w:r>
+    </w:p>
+    <w:p>
+      <w:pPr>
+        <w:pStyle w:val="ListBullet"/>
+        <w:spacing w:after="20"/>
+      </w:pPr>
+      <w:r>
+        <w:rPr/>
+        <w:t xml:space="preserve">30 Sep 2026 — FRED series SPASTT01IEM661N, SPASTT01USM661N, SPASTT01DEM661N: fred.stlouisfed.org</w:t>
+      </w:r>
+    </w:p>
+    <w:p>
+      <w:pPr>
+        <w:pStyle w:val="ListBullet"/>
+        <w:spacing w:after="20"/>
+      </w:pPr>
+      <w:r>
+        <w:rPr/>
+        <w:t xml:space="preserve">30 Sep 2026 — Gallagher &amp; Twomey (1998), ESR 29(4), 341–356 (search result; confirm in the ESR archive)</w:t>
+      </w:r>
+    </w:p>
+    <w:p>
+      <w:pPr>
+        <w:pStyle w:val="ListBullet"/>
+        <w:spacing w:after="20"/>
+      </w:pPr>
+      <w:r>
+        <w:rPr/>
+        <w:t xml:space="preserve">30 Sep 2026 — Feng, Shi &amp; Kutan (2026): ideas.repec.org/a/eee/jimfin/v160y2026ics0261560625002025.html</w:t>
+      </w:r>
+    </w:p>
+    <w:p>
+      <w:pPr>
+        <w:pStyle w:val="ListBullet"/>
+        <w:spacing w:after="20"/>
+      </w:pPr>
+      <w:r>
+        <w:rPr/>
+        <w:t xml:space="preserve">30 Sep 2026 — Brini (2026): arxiv.org/abs/2607.05291</w:t>
       </w:r>
     </w:p>
     <w:sectPr>
